--- a/Teknik-Tenaga-Listrik/Modul-Word/Modul-7-Reaktansi-dan-Impedansi-di-Sistem-Tenaga-Listrik.docx
+++ b/Teknik-Tenaga-Listrik/Modul-Word/Modul-7-Reaktansi-dan-Impedansi-di-Sistem-Tenaga-Listrik.docx
@@ -2859,7 +2859,7 @@
       <w:r>
         <w:drawing>
           <wp:inline xmlns:a="http://schemas.openxmlformats.org/drawingml/2006/main" xmlns:pic="http://schemas.openxmlformats.org/drawingml/2006/picture">
-            <wp:extent cx="5400000" cy="1963904"/>
+            <wp:extent cx="5400000" cy="2078735"/>
             <wp:docPr id="1858245148" name="Picture 1858245148"/>
             <wp:cNvGraphicFramePr>
               <a:graphicFrameLocks noChangeAspect="1"/>
@@ -2880,7 +2880,7 @@
                   <pic:spPr>
                     <a:xfrm>
                       <a:off x="0" y="0"/>
-                      <a:ext cx="5400000" cy="1963904"/>
+                      <a:ext cx="5400000" cy="2078735"/>
                     </a:xfrm>
                     <a:prstGeom prst="rect"/>
                   </pic:spPr>
@@ -6213,7 +6213,7 @@
       <w:r>
         <w:drawing>
           <wp:inline xmlns:a="http://schemas.openxmlformats.org/drawingml/2006/main" xmlns:pic="http://schemas.openxmlformats.org/drawingml/2006/picture">
-            <wp:extent cx="5400000" cy="1931516"/>
+            <wp:extent cx="5400000" cy="1981570"/>
             <wp:docPr id="1858245150" name="Picture 1858245150"/>
             <wp:cNvGraphicFramePr>
               <a:graphicFrameLocks noChangeAspect="1"/>
@@ -6234,7 +6234,7 @@
                   <pic:spPr>
                     <a:xfrm>
                       <a:off x="0" y="0"/>
-                      <a:ext cx="5400000" cy="1931516"/>
+                      <a:ext cx="5400000" cy="1981570"/>
                     </a:xfrm>
                     <a:prstGeom prst="rect"/>
                   </pic:spPr>
@@ -9313,7 +9313,7 @@
       <w:r>
         <w:drawing>
           <wp:inline xmlns:a="http://schemas.openxmlformats.org/drawingml/2006/main" xmlns:pic="http://schemas.openxmlformats.org/drawingml/2006/picture">
-            <wp:extent cx="5400000" cy="1784297"/>
+            <wp:extent cx="5400000" cy="1881461"/>
             <wp:docPr id="1858245152" name="Picture 1858245152"/>
             <wp:cNvGraphicFramePr>
               <a:graphicFrameLocks noChangeAspect="1"/>
@@ -9334,7 +9334,7 @@
                   <pic:spPr>
                     <a:xfrm>
                       <a:off x="0" y="0"/>
-                      <a:ext cx="5400000" cy="1784297"/>
+                      <a:ext cx="5400000" cy="1881461"/>
                     </a:xfrm>
                     <a:prstGeom prst="rect"/>
                   </pic:spPr>
@@ -10455,7 +10455,7 @@
       <w:r>
         <w:drawing>
           <wp:inline xmlns:a="http://schemas.openxmlformats.org/drawingml/2006/main" xmlns:pic="http://schemas.openxmlformats.org/drawingml/2006/picture">
-            <wp:extent cx="5400000" cy="1963904"/>
+            <wp:extent cx="5400000" cy="2078735"/>
             <wp:docPr id="1858245153" name="Picture 1858245153"/>
             <wp:cNvGraphicFramePr>
               <a:graphicFrameLocks noChangeAspect="1"/>
@@ -10476,7 +10476,7 @@
                   <pic:spPr>
                     <a:xfrm>
                       <a:off x="0" y="0"/>
-                      <a:ext cx="5400000" cy="1963904"/>
+                      <a:ext cx="5400000" cy="2078735"/>
                     </a:xfrm>
                     <a:prstGeom prst="rect"/>
                   </pic:spPr>

--- a/Teknik-Tenaga-Listrik/Modul-Word/Modul-7-Reaktansi-dan-Impedansi-di-Sistem-Tenaga-Listrik.docx
+++ b/Teknik-Tenaga-Listrik/Modul-Word/Modul-7-Reaktansi-dan-Impedansi-di-Sistem-Tenaga-Listrik.docx
@@ -2832,7 +2832,9 @@
           <w:color w:val="1F3864"/>
           <w:sz w:val="28"/>
         </w:rPr>
-        <w:t>REAKTANSI GENERATOR: SUBTRANSIEN, TRANSIEN, SINKRON</w:t>
+        <w:t>REAKTANSI GENERATOR:</w:t>
+        <w:br/>
+        <w:t>SUBTRANSIEN, TRANSIEN, SINKRON</w:t>
       </w:r>
     </w:p>
     <w:p>
@@ -2903,7 +2905,26 @@
           <w:i w:val="0"/>
           <w:sz w:val="20"/>
         </w:rPr>
-        <w:t>Gambar 1 — Selubung arus hubung singkat generator: subtransien, transien, tunak. Saat terminal generator dihubung singkat, arus rms mulai dari I″ = 1/X″ = 5,56 pu, meluruh dalam beberapa siklus ke I′ = 1/X′, lalu dalam sekitar satu detik ke nilai tunak 1/X_s. Tiga reaktansi, tiga rentang waktu.</w:t>
+        <w:t>Gambar 1 — Selubung arus hubung singkat generator: subtransien, transien, tunak. Saat terminal generator dihubung singkat, arus rms mulai dari I″ = 1/X″ = 5,56 pu, meluruh dalam beberapa siklus ke I′ = 1/X′, lalu dalam sekitar satu detik ke nilai tunak 1/X</w:t>
+      </w:r>
+      <w:r>
+        <w:rPr>
+          <w:rFonts w:ascii="Arial" w:hAnsi="Arial" w:eastAsia="Arial" w:cs="Arial"/>
+          <w:b/>
+          <w:i w:val="0"/>
+          <w:sz w:val="20"/>
+          <w:vertAlign w:val="subscript"/>
+        </w:rPr>
+        <w:t>s</w:t>
+      </w:r>
+      <w:r>
+        <w:rPr>
+          <w:rFonts w:ascii="Arial" w:hAnsi="Arial" w:eastAsia="Arial" w:cs="Arial"/>
+          <w:b/>
+          <w:i w:val="0"/>
+          <w:sz w:val="20"/>
+        </w:rPr>
+        <w:t>. Tiga reaktansi, tiga rentang waktu.</w:t>
       </w:r>
     </w:p>
     <w:p>
@@ -3111,7 +3132,64 @@
           <w:i w:val="0"/>
           <w:sz w:val="22"/>
         </w:rPr>
-        <w:t xml:space="preserve"> — Reaktansi subtransien X″ mencerminkan belitan peredam dan permukaan rotor yang menolak perubahan fluks mendadak (konstanta waktu T″ ≈ 0,02–0,05 s); X′ mencerminkan belitan medan (T′ ≈ 0,5–2 s); X_s adalah reaktansi keadaan tunak. Studi hubung singkat untuk memilih PMT memakai X″ (arus terbesar), studi kestabilan memakai X′, dan studi aliran daya memakai X_s. Praktis: X″ 0,10–0,25 pu, X′ 0,15–0,40 pu, X_s 1,0–2,0 pu pada rating generator.</w:t>
+        <w:t xml:space="preserve"> — Reaktansi subtransien X″ mencerminkan belitan peredam dan permukaan rotor yang menolak perubahan fluks mendadak (konstanta waktu T″ ≈ 0,02–0,05 s); X′ mencerminkan belitan medan (T′ ≈ 0,5–2 s); X</w:t>
+      </w:r>
+      <w:r>
+        <w:rPr>
+          <w:rFonts w:ascii="Arial" w:hAnsi="Arial" w:eastAsia="Arial" w:cs="Arial"/>
+          <w:b w:val="0"/>
+          <w:i w:val="0"/>
+          <w:sz w:val="22"/>
+          <w:vertAlign w:val="subscript"/>
+        </w:rPr>
+        <w:t>s</w:t>
+      </w:r>
+      <w:r>
+        <w:rPr>
+          <w:rFonts w:ascii="Arial" w:hAnsi="Arial" w:eastAsia="Arial" w:cs="Arial"/>
+          <w:b w:val="0"/>
+          <w:i w:val="0"/>
+          <w:sz w:val="22"/>
+        </w:rPr>
+        <w:t xml:space="preserve"> adalah reaktansi keadaan tunak. Studi hubung singkat untuk memilih PMT memakai X″ (arus terbesar), studi kestabilan memakai X′, dan studi aliran daya memakai X</w:t>
+      </w:r>
+      <w:r>
+        <w:rPr>
+          <w:rFonts w:ascii="Arial" w:hAnsi="Arial" w:eastAsia="Arial" w:cs="Arial"/>
+          <w:b w:val="0"/>
+          <w:i w:val="0"/>
+          <w:sz w:val="22"/>
+          <w:vertAlign w:val="subscript"/>
+        </w:rPr>
+        <w:t>s</w:t>
+      </w:r>
+      <w:r>
+        <w:rPr>
+          <w:rFonts w:ascii="Arial" w:hAnsi="Arial" w:eastAsia="Arial" w:cs="Arial"/>
+          <w:b w:val="0"/>
+          <w:i w:val="0"/>
+          <w:sz w:val="22"/>
+        </w:rPr>
+        <w:t>. Praktis: X″ 0,10–0,25 pu, X′ 0,15–0,40 pu, X</w:t>
+      </w:r>
+      <w:r>
+        <w:rPr>
+          <w:rFonts w:ascii="Arial" w:hAnsi="Arial" w:eastAsia="Arial" w:cs="Arial"/>
+          <w:b w:val="0"/>
+          <w:i w:val="0"/>
+          <w:sz w:val="22"/>
+          <w:vertAlign w:val="subscript"/>
+        </w:rPr>
+        <w:t>s</w:t>
+      </w:r>
+      <w:r>
+        <w:rPr>
+          <w:rFonts w:ascii="Arial" w:hAnsi="Arial" w:eastAsia="Arial" w:cs="Arial"/>
+          <w:b w:val="0"/>
+          <w:i w:val="0"/>
+          <w:sz w:val="22"/>
+        </w:rPr>
+        <w:t xml:space="preserve"> 1,0–2,0 pu pada rating generator.</w:t>
       </w:r>
     </w:p>
     <w:p>
@@ -3618,7 +3696,26 @@
           <w:i w:val="0"/>
           <w:sz w:val="22"/>
         </w:rPr>
-        <w:t xml:space="preserve"> — Reaktansi generator dalam ohm tampak kecil (sepersekian ohm), tetapi dibandingkan Z_base yang juga kecil ia bernilai 0,1–0,25 pu: bilangan pu-lah yang langsung memberi tahu 'berapa kali arus nominal' saat hubung singkat, tanpa perlu ohm sama sekali.</w:t>
+        <w:t xml:space="preserve"> — Reaktansi generator dalam ohm tampak kecil (sepersekian ohm), tetapi dibandingkan Z</w:t>
+      </w:r>
+      <w:r>
+        <w:rPr>
+          <w:rFonts w:ascii="Arial" w:hAnsi="Arial" w:eastAsia="Arial" w:cs="Arial"/>
+          <w:b w:val="0"/>
+          <w:i w:val="0"/>
+          <w:sz w:val="22"/>
+          <w:vertAlign w:val="subscript"/>
+        </w:rPr>
+        <w:t>base</w:t>
+      </w:r>
+      <w:r>
+        <w:rPr>
+          <w:rFonts w:ascii="Arial" w:hAnsi="Arial" w:eastAsia="Arial" w:cs="Arial"/>
+          <w:b w:val="0"/>
+          <w:i w:val="0"/>
+          <w:sz w:val="22"/>
+        </w:rPr>
+        <w:t xml:space="preserve"> yang juga kecil ia bernilai 0,1–0,25 pu: bilangan pu-lah yang langsung memberi tahu 'berapa kali arus nominal' saat hubung singkat, tanpa perlu ohm sama sekali.</w:t>
       </w:r>
     </w:p>
     <w:p>
@@ -3963,7 +4060,83 @@
           <w:i w:val="0"/>
           <w:sz w:val="22"/>
         </w:rPr>
-        <w:t>Generator kutub menonjol mempunyai X_d dan X_q berbeda; untuk hubung singkat tiga fasa simetris cukup X_d″ dan X_d′ yang dipakai modul ini.</w:t>
+        <w:t>Generator kutub menonjol mempunyai X</w:t>
+      </w:r>
+      <w:r>
+        <w:rPr>
+          <w:rFonts w:ascii="Arial" w:hAnsi="Arial" w:eastAsia="Arial" w:cs="Arial"/>
+          <w:b w:val="0"/>
+          <w:i w:val="0"/>
+          <w:sz w:val="22"/>
+          <w:vertAlign w:val="subscript"/>
+        </w:rPr>
+        <w:t>d</w:t>
+      </w:r>
+      <w:r>
+        <w:rPr>
+          <w:rFonts w:ascii="Arial" w:hAnsi="Arial" w:eastAsia="Arial" w:cs="Arial"/>
+          <w:b w:val="0"/>
+          <w:i w:val="0"/>
+          <w:sz w:val="22"/>
+        </w:rPr>
+        <w:t xml:space="preserve"> dan X</w:t>
+      </w:r>
+      <w:r>
+        <w:rPr>
+          <w:rFonts w:ascii="Arial" w:hAnsi="Arial" w:eastAsia="Arial" w:cs="Arial"/>
+          <w:b w:val="0"/>
+          <w:i w:val="0"/>
+          <w:sz w:val="22"/>
+          <w:vertAlign w:val="subscript"/>
+        </w:rPr>
+        <w:t>q</w:t>
+      </w:r>
+      <w:r>
+        <w:rPr>
+          <w:rFonts w:ascii="Arial" w:hAnsi="Arial" w:eastAsia="Arial" w:cs="Arial"/>
+          <w:b w:val="0"/>
+          <w:i w:val="0"/>
+          <w:sz w:val="22"/>
+        </w:rPr>
+        <w:t xml:space="preserve"> berbeda; untuk hubung singkat tiga fasa simetris cukup X</w:t>
+      </w:r>
+      <w:r>
+        <w:rPr>
+          <w:rFonts w:ascii="Arial" w:hAnsi="Arial" w:eastAsia="Arial" w:cs="Arial"/>
+          <w:b w:val="0"/>
+          <w:i w:val="0"/>
+          <w:sz w:val="22"/>
+          <w:vertAlign w:val="subscript"/>
+        </w:rPr>
+        <w:t>d</w:t>
+      </w:r>
+      <w:r>
+        <w:rPr>
+          <w:rFonts w:ascii="Arial" w:hAnsi="Arial" w:eastAsia="Arial" w:cs="Arial"/>
+          <w:b w:val="0"/>
+          <w:i w:val="0"/>
+          <w:sz w:val="22"/>
+        </w:rPr>
+        <w:t>″ dan X</w:t>
+      </w:r>
+      <w:r>
+        <w:rPr>
+          <w:rFonts w:ascii="Arial" w:hAnsi="Arial" w:eastAsia="Arial" w:cs="Arial"/>
+          <w:b w:val="0"/>
+          <w:i w:val="0"/>
+          <w:sz w:val="22"/>
+          <w:vertAlign w:val="subscript"/>
+        </w:rPr>
+        <w:t>d</w:t>
+      </w:r>
+      <w:r>
+        <w:rPr>
+          <w:rFonts w:ascii="Arial" w:hAnsi="Arial" w:eastAsia="Arial" w:cs="Arial"/>
+          <w:b w:val="0"/>
+          <w:i w:val="0"/>
+          <w:sz w:val="22"/>
+        </w:rPr>
+        <w:t>′ yang dipakai modul ini.</w:t>
       </w:r>
     </w:p>
     <w:p>
@@ -4249,7 +4422,17 @@
                 <w:i w:val="0"/>
                 <w:sz w:val="18"/>
               </w:rPr>
-              <w:t>Sinkron X_s</w:t>
+              <w:t>Sinkron X</w:t>
+            </w:r>
+            <w:r>
+              <w:rPr>
+                <w:rFonts w:ascii="Arial" w:hAnsi="Arial" w:eastAsia="Arial" w:cs="Arial"/>
+                <w:b w:val="0"/>
+                <w:i w:val="0"/>
+                <w:sz w:val="18"/>
+                <w:vertAlign w:val="subscript"/>
+              </w:rPr>
+              <w:t>s</w:t>
             </w:r>
           </w:p>
         </w:tc>
@@ -4384,7 +4567,26 @@
                 <w:i w:val="0"/>
                 <w:sz w:val="18"/>
               </w:rPr>
-              <w:t>I″ = 23,2 kA, I_tunak = 2,99 kA</w:t>
+              <w:t>I″ = 23,2 kA, I</w:t>
+            </w:r>
+            <w:r>
+              <w:rPr>
+                <w:rFonts w:ascii="Arial" w:hAnsi="Arial" w:eastAsia="Arial" w:cs="Arial"/>
+                <w:b w:val="0"/>
+                <w:i w:val="0"/>
+                <w:sz w:val="18"/>
+                <w:vertAlign w:val="subscript"/>
+              </w:rPr>
+              <w:t>tunak</w:t>
+            </w:r>
+            <w:r>
+              <w:rPr>
+                <w:rFonts w:ascii="Arial" w:hAnsi="Arial" w:eastAsia="Arial" w:cs="Arial"/>
+                <w:b w:val="0"/>
+                <w:i w:val="0"/>
+                <w:sz w:val="18"/>
+              </w:rPr>
+              <w:t xml:space="preserve"> = 2,99 kA</w:t>
             </w:r>
           </w:p>
         </w:tc>
@@ -4475,7 +4677,9 @@
           <w:color w:val="1F3864"/>
           <w:sz w:val="28"/>
         </w:rPr>
-        <w:t>IMPEDANSI TRANSFORMATOR DAN REFLEKSI ANTAR-SISI</w:t>
+        <w:t>IMPEDANSI TRANSFORMATOR</w:t>
+        <w:br/>
+        <w:t>DAN REFLEKSI ANTAR-SISI</w:t>
       </w:r>
     </w:p>
     <w:p>
@@ -5465,7 +5669,26 @@
           <w:i w:val="0"/>
           <w:sz w:val="22"/>
         </w:rPr>
-        <w:t xml:space="preserve">4 % pada trafo distribusi: tegangan kaku, arus hubung singkat 25 I_n. 12 % pada trafo 150 kV: membatasi arus gangguan agar PMT 40 kA cukup. </w:t>
+        <w:t>4 % pada trafo distribusi: tegangan kaku, arus hubung singkat 25 I</w:t>
+      </w:r>
+      <w:r>
+        <w:rPr>
+          <w:rFonts w:ascii="Arial" w:hAnsi="Arial" w:eastAsia="Arial" w:cs="Arial"/>
+          <w:b w:val="0"/>
+          <w:i w:val="0"/>
+          <w:sz w:val="22"/>
+          <w:vertAlign w:val="subscript"/>
+        </w:rPr>
+        <w:t>n</w:t>
+      </w:r>
+      <w:r>
+        <w:rPr>
+          <w:rFonts w:ascii="Arial" w:hAnsi="Arial" w:eastAsia="Arial" w:cs="Arial"/>
+          <w:b w:val="0"/>
+          <w:i w:val="0"/>
+          <w:sz w:val="22"/>
+        </w:rPr>
+        <w:t xml:space="preserve">. 12 % pada trafo 150 kV: membatasi arus gangguan agar PMT 40 kA cukup. </w:t>
       </w:r>
       <w:r>
         <w:rPr>
@@ -5631,7 +5854,7 @@
           <w:i w:val="0"/>
           <w:sz w:val="20"/>
         </w:rPr>
-        <w:t>Tabel 2. Trafo: Z% khas, I_sc terminal (sumber tak hingga), Regulasi tegangan, Catatan.</w:t>
+        <w:t>Tabel 2. Trafo: Z% khas, Isc terminal (sumber tak hingga), Regulasi tegangan, Catatan.</w:t>
       </w:r>
     </w:p>
     <w:tbl>
@@ -5705,7 +5928,26 @@
                 <w:i w:val="0"/>
                 <w:sz w:val="18"/>
               </w:rPr>
-              <w:t>I_sc terminal (sumber tak hingga)</w:t>
+              <w:t>I</w:t>
+            </w:r>
+            <w:r>
+              <w:rPr>
+                <w:rFonts w:ascii="Arial" w:hAnsi="Arial" w:eastAsia="Arial" w:cs="Arial"/>
+                <w:b/>
+                <w:i w:val="0"/>
+                <w:sz w:val="18"/>
+                <w:vertAlign w:val="subscript"/>
+              </w:rPr>
+              <w:t>sc</w:t>
+            </w:r>
+            <w:r>
+              <w:rPr>
+                <w:rFonts w:ascii="Arial" w:hAnsi="Arial" w:eastAsia="Arial" w:cs="Arial"/>
+                <w:b/>
+                <w:i w:val="0"/>
+                <w:sz w:val="18"/>
+              </w:rPr>
+              <w:t xml:space="preserve"> terminal (sumber tak hingga)</w:t>
             </w:r>
           </w:p>
         </w:tc>
@@ -5804,7 +6046,17 @@
                 <w:i w:val="0"/>
                 <w:sz w:val="18"/>
               </w:rPr>
-              <w:t>17 – 25 × I_n</w:t>
+              <w:t>17 – 25 × I</w:t>
+            </w:r>
+            <w:r>
+              <w:rPr>
+                <w:rFonts w:ascii="Arial" w:hAnsi="Arial" w:eastAsia="Arial" w:cs="Arial"/>
+                <w:b w:val="0"/>
+                <w:i w:val="0"/>
+                <w:sz w:val="18"/>
+                <w:vertAlign w:val="subscript"/>
+              </w:rPr>
+              <w:t>n</w:t>
             </w:r>
           </w:p>
         </w:tc>
@@ -5901,7 +6153,17 @@
                 <w:i w:val="0"/>
                 <w:sz w:val="18"/>
               </w:rPr>
-              <w:t>8 – 10 × I_n</w:t>
+              <w:t>8 – 10 × I</w:t>
+            </w:r>
+            <w:r>
+              <w:rPr>
+                <w:rFonts w:ascii="Arial" w:hAnsi="Arial" w:eastAsia="Arial" w:cs="Arial"/>
+                <w:b w:val="0"/>
+                <w:i w:val="0"/>
+                <w:sz w:val="18"/>
+                <w:vertAlign w:val="subscript"/>
+              </w:rPr>
+              <w:t>n</w:t>
             </w:r>
           </w:p>
         </w:tc>
@@ -5939,7 +6201,26 @@
                 <w:i w:val="0"/>
                 <w:sz w:val="18"/>
               </w:rPr>
-              <w:t>membatasi I_sc rel 20 kV</w:t>
+              <w:t>membatasi I</w:t>
+            </w:r>
+            <w:r>
+              <w:rPr>
+                <w:rFonts w:ascii="Arial" w:hAnsi="Arial" w:eastAsia="Arial" w:cs="Arial"/>
+                <w:b w:val="0"/>
+                <w:i w:val="0"/>
+                <w:sz w:val="18"/>
+                <w:vertAlign w:val="subscript"/>
+              </w:rPr>
+              <w:t>sc</w:t>
+            </w:r>
+            <w:r>
+              <w:rPr>
+                <w:rFonts w:ascii="Arial" w:hAnsi="Arial" w:eastAsia="Arial" w:cs="Arial"/>
+                <w:b w:val="0"/>
+                <w:i w:val="0"/>
+                <w:sz w:val="18"/>
+              </w:rPr>
+              <w:t xml:space="preserve"> rel 20 kV</w:t>
             </w:r>
           </w:p>
         </w:tc>
@@ -5998,7 +6279,17 @@
                 <w:i w:val="0"/>
                 <w:sz w:val="18"/>
               </w:rPr>
-              <w:t>7 – 8 × I_n</w:t>
+              <w:t>7 – 8 × I</w:t>
+            </w:r>
+            <w:r>
+              <w:rPr>
+                <w:rFonts w:ascii="Arial" w:hAnsi="Arial" w:eastAsia="Arial" w:cs="Arial"/>
+                <w:b w:val="0"/>
+                <w:i w:val="0"/>
+                <w:sz w:val="18"/>
+                <w:vertAlign w:val="subscript"/>
+              </w:rPr>
+              <w:t>n</w:t>
             </w:r>
           </w:p>
         </w:tc>
@@ -6095,7 +6386,17 @@
                 <w:i w:val="0"/>
                 <w:sz w:val="18"/>
               </w:rPr>
-              <w:t>8,33 × I_n</w:t>
+              <w:t>8,33 × I</w:t>
+            </w:r>
+            <w:r>
+              <w:rPr>
+                <w:rFonts w:ascii="Arial" w:hAnsi="Arial" w:eastAsia="Arial" w:cs="Arial"/>
+                <w:b w:val="0"/>
+                <w:i w:val="0"/>
+                <w:sz w:val="18"/>
+                <w:vertAlign w:val="subscript"/>
+              </w:rPr>
+              <w:t>n</w:t>
             </w:r>
           </w:p>
         </w:tc>
@@ -6186,7 +6487,9 @@
           <w:color w:val="1F3864"/>
           <w:sz w:val="28"/>
         </w:rPr>
-        <w:t>SISTEM PER UNIT: BASIS DAN KONVERSINYA</w:t>
+        <w:t>SISTEM PER UNIT:</w:t>
+        <w:br/>
+        <w:t>BASIS DAN KONVERSINYA</w:t>
       </w:r>
     </w:p>
     <w:p>
@@ -6257,7 +6560,45 @@
           <w:i w:val="0"/>
           <w:sz w:val="20"/>
         </w:rPr>
-        <w:t>Gambar 3 — Empat langkah perhitungan per unit pada sistem contoh. Pilih satu basis daya untuk seluruh sistem dan tegangan basis per zona sesuai rasio trafo; turunkan Z_base dan I_base; nyatakan setiap alat pada basis itu; hitung dalam pu; kembalikan ke ampere dan MVA di akhir.</w:t>
+        <w:t>Gambar 3 — Empat langkah perhitungan per unit pada sistem contoh. Pilih satu basis daya untuk seluruh sistem dan tegangan basis per zona sesuai rasio trafo; turunkan Z</w:t>
+      </w:r>
+      <w:r>
+        <w:rPr>
+          <w:rFonts w:ascii="Arial" w:hAnsi="Arial" w:eastAsia="Arial" w:cs="Arial"/>
+          <w:b/>
+          <w:i w:val="0"/>
+          <w:sz w:val="20"/>
+          <w:vertAlign w:val="subscript"/>
+        </w:rPr>
+        <w:t>base</w:t>
+      </w:r>
+      <w:r>
+        <w:rPr>
+          <w:rFonts w:ascii="Arial" w:hAnsi="Arial" w:eastAsia="Arial" w:cs="Arial"/>
+          <w:b/>
+          <w:i w:val="0"/>
+          <w:sz w:val="20"/>
+        </w:rPr>
+        <w:t xml:space="preserve"> dan I</w:t>
+      </w:r>
+      <w:r>
+        <w:rPr>
+          <w:rFonts w:ascii="Arial" w:hAnsi="Arial" w:eastAsia="Arial" w:cs="Arial"/>
+          <w:b/>
+          <w:i w:val="0"/>
+          <w:sz w:val="20"/>
+          <w:vertAlign w:val="subscript"/>
+        </w:rPr>
+        <w:t>base</w:t>
+      </w:r>
+      <w:r>
+        <w:rPr>
+          <w:rFonts w:ascii="Arial" w:hAnsi="Arial" w:eastAsia="Arial" w:cs="Arial"/>
+          <w:b/>
+          <w:i w:val="0"/>
+          <w:sz w:val="20"/>
+        </w:rPr>
+        <w:t>; nyatakan setiap alat pada basis itu; hitung dalam pu; kembalikan ke ampere dan MVA di akhir.</w:t>
       </w:r>
     </w:p>
     <w:p>
@@ -6963,7 +7304,45 @@
           <w:i w:val="0"/>
           <w:sz w:val="22"/>
         </w:rPr>
-        <w:t xml:space="preserve"> — Setiap pabrik memberi impedansi pada rating alatnya sendiri, sedangkan studi memakai satu basis sistem (lazim 100 MVA); konversi basis adalah langkah yang paling sering dilupakan. Turunkan sendiri dari Z_Ω = Z_pu·kV²/MVA yang harus sama pada kedua basis, jangan hafalkan arah pecahannya.</w:t>
+        <w:t xml:space="preserve"> — Setiap pabrik memberi impedansi pada rating alatnya sendiri, sedangkan studi memakai satu basis sistem (lazim 100 MVA); konversi basis adalah langkah yang paling sering dilupakan. Turunkan sendiri dari Z</w:t>
+      </w:r>
+      <w:r>
+        <w:rPr>
+          <w:rFonts w:ascii="Arial" w:hAnsi="Arial" w:eastAsia="Arial" w:cs="Arial"/>
+          <w:b w:val="0"/>
+          <w:i w:val="0"/>
+          <w:sz w:val="22"/>
+          <w:vertAlign w:val="subscript"/>
+        </w:rPr>
+        <w:t>Ω</w:t>
+      </w:r>
+      <w:r>
+        <w:rPr>
+          <w:rFonts w:ascii="Arial" w:hAnsi="Arial" w:eastAsia="Arial" w:cs="Arial"/>
+          <w:b w:val="0"/>
+          <w:i w:val="0"/>
+          <w:sz w:val="22"/>
+        </w:rPr>
+        <w:t xml:space="preserve"> = Z</w:t>
+      </w:r>
+      <w:r>
+        <w:rPr>
+          <w:rFonts w:ascii="Arial" w:hAnsi="Arial" w:eastAsia="Arial" w:cs="Arial"/>
+          <w:b w:val="0"/>
+          <w:i w:val="0"/>
+          <w:sz w:val="22"/>
+          <w:vertAlign w:val="subscript"/>
+        </w:rPr>
+        <w:t>pu</w:t>
+      </w:r>
+      <w:r>
+        <w:rPr>
+          <w:rFonts w:ascii="Arial" w:hAnsi="Arial" w:eastAsia="Arial" w:cs="Arial"/>
+          <w:b w:val="0"/>
+          <w:i w:val="0"/>
+          <w:sz w:val="22"/>
+        </w:rPr>
+        <w:t>·kV²/MVA yang harus sama pada kedua basis, jangan hafalkan arah pecahannya.</w:t>
       </w:r>
     </w:p>
     <w:p>
@@ -7210,7 +7589,45 @@
           <w:i w:val="0"/>
           <w:sz w:val="22"/>
         </w:rPr>
-        <w:t xml:space="preserve">Rumus KVL/KCL, Thevenin, seri–paralel, Y–Δ berlaku persis dalam pu; hanya satuannya hilang. Daya pu = V_pu·I_pu tanpa √3. </w:t>
+        <w:t>Rumus KVL/KCL, Thevenin, seri–paralel, Y–Δ berlaku persis dalam pu; hanya satuannya hilang. Daya pu = V</w:t>
+      </w:r>
+      <w:r>
+        <w:rPr>
+          <w:rFonts w:ascii="Arial" w:hAnsi="Arial" w:eastAsia="Arial" w:cs="Arial"/>
+          <w:b w:val="0"/>
+          <w:i w:val="0"/>
+          <w:sz w:val="22"/>
+          <w:vertAlign w:val="subscript"/>
+        </w:rPr>
+        <w:t>pu</w:t>
+      </w:r>
+      <w:r>
+        <w:rPr>
+          <w:rFonts w:ascii="Arial" w:hAnsi="Arial" w:eastAsia="Arial" w:cs="Arial"/>
+          <w:b w:val="0"/>
+          <w:i w:val="0"/>
+          <w:sz w:val="22"/>
+        </w:rPr>
+        <w:t>·I</w:t>
+      </w:r>
+      <w:r>
+        <w:rPr>
+          <w:rFonts w:ascii="Arial" w:hAnsi="Arial" w:eastAsia="Arial" w:cs="Arial"/>
+          <w:b w:val="0"/>
+          <w:i w:val="0"/>
+          <w:sz w:val="22"/>
+          <w:vertAlign w:val="subscript"/>
+        </w:rPr>
+        <w:t>pu</w:t>
+      </w:r>
+      <w:r>
+        <w:rPr>
+          <w:rFonts w:ascii="Arial" w:hAnsi="Arial" w:eastAsia="Arial" w:cs="Arial"/>
+          <w:b w:val="0"/>
+          <w:i w:val="0"/>
+          <w:sz w:val="22"/>
+        </w:rPr>
+        <w:t xml:space="preserve"> tanpa √3. </w:t>
       </w:r>
       <w:r>
         <w:rPr>
@@ -7252,7 +7669,121 @@
           <w:i w:val="0"/>
           <w:sz w:val="22"/>
         </w:rPr>
-        <w:t>Di akhir: I = I_pu·I_base, S = S_pu·S_base, V = V_pu·V_base zona itu. Selalu tuliskan zona saat mengembalikan ke ampere.</w:t>
+        <w:t>Di akhir: I = I</w:t>
+      </w:r>
+      <w:r>
+        <w:rPr>
+          <w:rFonts w:ascii="Arial" w:hAnsi="Arial" w:eastAsia="Arial" w:cs="Arial"/>
+          <w:b w:val="0"/>
+          <w:i w:val="0"/>
+          <w:sz w:val="22"/>
+          <w:vertAlign w:val="subscript"/>
+        </w:rPr>
+        <w:t>pu</w:t>
+      </w:r>
+      <w:r>
+        <w:rPr>
+          <w:rFonts w:ascii="Arial" w:hAnsi="Arial" w:eastAsia="Arial" w:cs="Arial"/>
+          <w:b w:val="0"/>
+          <w:i w:val="0"/>
+          <w:sz w:val="22"/>
+        </w:rPr>
+        <w:t>·I</w:t>
+      </w:r>
+      <w:r>
+        <w:rPr>
+          <w:rFonts w:ascii="Arial" w:hAnsi="Arial" w:eastAsia="Arial" w:cs="Arial"/>
+          <w:b w:val="0"/>
+          <w:i w:val="0"/>
+          <w:sz w:val="22"/>
+          <w:vertAlign w:val="subscript"/>
+        </w:rPr>
+        <w:t>base</w:t>
+      </w:r>
+      <w:r>
+        <w:rPr>
+          <w:rFonts w:ascii="Arial" w:hAnsi="Arial" w:eastAsia="Arial" w:cs="Arial"/>
+          <w:b w:val="0"/>
+          <w:i w:val="0"/>
+          <w:sz w:val="22"/>
+        </w:rPr>
+        <w:t>, S = S</w:t>
+      </w:r>
+      <w:r>
+        <w:rPr>
+          <w:rFonts w:ascii="Arial" w:hAnsi="Arial" w:eastAsia="Arial" w:cs="Arial"/>
+          <w:b w:val="0"/>
+          <w:i w:val="0"/>
+          <w:sz w:val="22"/>
+          <w:vertAlign w:val="subscript"/>
+        </w:rPr>
+        <w:t>pu</w:t>
+      </w:r>
+      <w:r>
+        <w:rPr>
+          <w:rFonts w:ascii="Arial" w:hAnsi="Arial" w:eastAsia="Arial" w:cs="Arial"/>
+          <w:b w:val="0"/>
+          <w:i w:val="0"/>
+          <w:sz w:val="22"/>
+        </w:rPr>
+        <w:t>·S</w:t>
+      </w:r>
+      <w:r>
+        <w:rPr>
+          <w:rFonts w:ascii="Arial" w:hAnsi="Arial" w:eastAsia="Arial" w:cs="Arial"/>
+          <w:b w:val="0"/>
+          <w:i w:val="0"/>
+          <w:sz w:val="22"/>
+          <w:vertAlign w:val="subscript"/>
+        </w:rPr>
+        <w:t>base</w:t>
+      </w:r>
+      <w:r>
+        <w:rPr>
+          <w:rFonts w:ascii="Arial" w:hAnsi="Arial" w:eastAsia="Arial" w:cs="Arial"/>
+          <w:b w:val="0"/>
+          <w:i w:val="0"/>
+          <w:sz w:val="22"/>
+        </w:rPr>
+        <w:t>, V = V</w:t>
+      </w:r>
+      <w:r>
+        <w:rPr>
+          <w:rFonts w:ascii="Arial" w:hAnsi="Arial" w:eastAsia="Arial" w:cs="Arial"/>
+          <w:b w:val="0"/>
+          <w:i w:val="0"/>
+          <w:sz w:val="22"/>
+          <w:vertAlign w:val="subscript"/>
+        </w:rPr>
+        <w:t>pu</w:t>
+      </w:r>
+      <w:r>
+        <w:rPr>
+          <w:rFonts w:ascii="Arial" w:hAnsi="Arial" w:eastAsia="Arial" w:cs="Arial"/>
+          <w:b w:val="0"/>
+          <w:i w:val="0"/>
+          <w:sz w:val="22"/>
+        </w:rPr>
+        <w:t>·V</w:t>
+      </w:r>
+      <w:r>
+        <w:rPr>
+          <w:rFonts w:ascii="Arial" w:hAnsi="Arial" w:eastAsia="Arial" w:cs="Arial"/>
+          <w:b w:val="0"/>
+          <w:i w:val="0"/>
+          <w:sz w:val="22"/>
+          <w:vertAlign w:val="subscript"/>
+        </w:rPr>
+        <w:t>base</w:t>
+      </w:r>
+      <w:r>
+        <w:rPr>
+          <w:rFonts w:ascii="Arial" w:hAnsi="Arial" w:eastAsia="Arial" w:cs="Arial"/>
+          <w:b w:val="0"/>
+          <w:i w:val="0"/>
+          <w:sz w:val="22"/>
+        </w:rPr>
+        <w:t xml:space="preserve"> zona itu. Selalu tuliskan zona saat mengembalikan ke ampere.</w:t>
       </w:r>
     </w:p>
     <w:p>
@@ -7285,7 +7816,64 @@
           <w:i w:val="0"/>
           <w:sz w:val="22"/>
         </w:rPr>
-        <w:t>Beban P + jQ MVA dibagi S_base; beban impedansi Z_Ω dibagi Z_base zona; motor: X″ pada rating sendiri dikonversi seperti generator.</w:t>
+        <w:t>Beban P + jQ MVA dibagi S</w:t>
+      </w:r>
+      <w:r>
+        <w:rPr>
+          <w:rFonts w:ascii="Arial" w:hAnsi="Arial" w:eastAsia="Arial" w:cs="Arial"/>
+          <w:b w:val="0"/>
+          <w:i w:val="0"/>
+          <w:sz w:val="22"/>
+          <w:vertAlign w:val="subscript"/>
+        </w:rPr>
+        <w:t>base</w:t>
+      </w:r>
+      <w:r>
+        <w:rPr>
+          <w:rFonts w:ascii="Arial" w:hAnsi="Arial" w:eastAsia="Arial" w:cs="Arial"/>
+          <w:b w:val="0"/>
+          <w:i w:val="0"/>
+          <w:sz w:val="22"/>
+        </w:rPr>
+        <w:t>; beban impedansi Z</w:t>
+      </w:r>
+      <w:r>
+        <w:rPr>
+          <w:rFonts w:ascii="Arial" w:hAnsi="Arial" w:eastAsia="Arial" w:cs="Arial"/>
+          <w:b w:val="0"/>
+          <w:i w:val="0"/>
+          <w:sz w:val="22"/>
+          <w:vertAlign w:val="subscript"/>
+        </w:rPr>
+        <w:t>Ω</w:t>
+      </w:r>
+      <w:r>
+        <w:rPr>
+          <w:rFonts w:ascii="Arial" w:hAnsi="Arial" w:eastAsia="Arial" w:cs="Arial"/>
+          <w:b w:val="0"/>
+          <w:i w:val="0"/>
+          <w:sz w:val="22"/>
+        </w:rPr>
+        <w:t xml:space="preserve"> dibagi Z</w:t>
+      </w:r>
+      <w:r>
+        <w:rPr>
+          <w:rFonts w:ascii="Arial" w:hAnsi="Arial" w:eastAsia="Arial" w:cs="Arial"/>
+          <w:b w:val="0"/>
+          <w:i w:val="0"/>
+          <w:sz w:val="22"/>
+          <w:vertAlign w:val="subscript"/>
+        </w:rPr>
+        <w:t>base</w:t>
+      </w:r>
+      <w:r>
+        <w:rPr>
+          <w:rFonts w:ascii="Arial" w:hAnsi="Arial" w:eastAsia="Arial" w:cs="Arial"/>
+          <w:b w:val="0"/>
+          <w:i w:val="0"/>
+          <w:sz w:val="22"/>
+        </w:rPr>
+        <w:t xml:space="preserve"> zona; motor: X″ pada rating sendiri dikonversi seperti generator.</w:t>
       </w:r>
     </w:p>
     <w:p>
@@ -7898,7 +8486,9 @@
           <w:color w:val="1F3864"/>
           <w:sz w:val="28"/>
         </w:rPr>
-        <w:t>IMPEDANSI EKUIVALEN: TRANSFORMASI BINTANG–SEGITIGA</w:t>
+        <w:t>IMPEDANSI EKUIVALEN:</w:t>
+        <w:br/>
+        <w:t>TRANSFORMASI BINTANG–SEGITIGA</w:t>
       </w:r>
     </w:p>
     <w:p>
@@ -8443,7 +9033,45 @@
           <w:i w:val="0"/>
           <w:sz w:val="22"/>
         </w:rPr>
-        <w:t xml:space="preserve"> — Jaringan seperti jembatan atau rel yang dihubungkan tiga saluran (segitiga) tidak dapat direduksi seri–paralel; mengubah segitiga menjadi bintang (atau sebaliknya) membuka jalan. Rumusnya berlaku untuk impedansi kompleks apa pun; pada studi hubung singkat yang hanya memuat reaktansi, semuanya bilangan nyata dikali j. Untuk beban tiga fasa seimbang, Z_Δ = 3Z_Y adalah kasus khususnya (Modul 5).</w:t>
+        <w:t xml:space="preserve"> — Jaringan seperti jembatan atau rel yang dihubungkan tiga saluran (segitiga) tidak dapat direduksi seri–paralel; mengubah segitiga menjadi bintang (atau sebaliknya) membuka jalan. Rumusnya berlaku untuk impedansi kompleks apa pun; pada studi hubung singkat yang hanya memuat reaktansi, semuanya bilangan nyata dikali j. Untuk beban tiga fasa seimbang, Z</w:t>
+      </w:r>
+      <w:r>
+        <w:rPr>
+          <w:rFonts w:ascii="Arial" w:hAnsi="Arial" w:eastAsia="Arial" w:cs="Arial"/>
+          <w:b w:val="0"/>
+          <w:i w:val="0"/>
+          <w:sz w:val="22"/>
+          <w:vertAlign w:val="subscript"/>
+        </w:rPr>
+        <w:t>Δ</w:t>
+      </w:r>
+      <w:r>
+        <w:rPr>
+          <w:rFonts w:ascii="Arial" w:hAnsi="Arial" w:eastAsia="Arial" w:cs="Arial"/>
+          <w:b w:val="0"/>
+          <w:i w:val="0"/>
+          <w:sz w:val="22"/>
+        </w:rPr>
+        <w:t xml:space="preserve"> = 3Z</w:t>
+      </w:r>
+      <w:r>
+        <w:rPr>
+          <w:rFonts w:ascii="Arial" w:hAnsi="Arial" w:eastAsia="Arial" w:cs="Arial"/>
+          <w:b w:val="0"/>
+          <w:i w:val="0"/>
+          <w:sz w:val="22"/>
+          <w:vertAlign w:val="subscript"/>
+        </w:rPr>
+        <w:t>Y</w:t>
+      </w:r>
+      <w:r>
+        <w:rPr>
+          <w:rFonts w:ascii="Arial" w:hAnsi="Arial" w:eastAsia="Arial" w:cs="Arial"/>
+          <w:b w:val="0"/>
+          <w:i w:val="0"/>
+          <w:sz w:val="22"/>
+        </w:rPr>
+        <w:t xml:space="preserve"> adalah kasus khususnya (Modul 5).</w:t>
       </w:r>
     </w:p>
     <w:p>
@@ -8704,7 +9332,45 @@
           <w:i w:val="0"/>
           <w:sz w:val="22"/>
         </w:rPr>
-        <w:t xml:space="preserve">Bila ketiganya sama, Z_Δ = 3Z_Y: beban Δ 30 Ω per fasa setara Y 10 Ω per fasa; daya dan arus saluran identik. </w:t>
+        <w:t>Bila ketiganya sama, Z</w:t>
+      </w:r>
+      <w:r>
+        <w:rPr>
+          <w:rFonts w:ascii="Arial" w:hAnsi="Arial" w:eastAsia="Arial" w:cs="Arial"/>
+          <w:b w:val="0"/>
+          <w:i w:val="0"/>
+          <w:sz w:val="22"/>
+          <w:vertAlign w:val="subscript"/>
+        </w:rPr>
+        <w:t>Δ</w:t>
+      </w:r>
+      <w:r>
+        <w:rPr>
+          <w:rFonts w:ascii="Arial" w:hAnsi="Arial" w:eastAsia="Arial" w:cs="Arial"/>
+          <w:b w:val="0"/>
+          <w:i w:val="0"/>
+          <w:sz w:val="22"/>
+        </w:rPr>
+        <w:t xml:space="preserve"> = 3Z</w:t>
+      </w:r>
+      <w:r>
+        <w:rPr>
+          <w:rFonts w:ascii="Arial" w:hAnsi="Arial" w:eastAsia="Arial" w:cs="Arial"/>
+          <w:b w:val="0"/>
+          <w:i w:val="0"/>
+          <w:sz w:val="22"/>
+          <w:vertAlign w:val="subscript"/>
+        </w:rPr>
+        <w:t>Y</w:t>
+      </w:r>
+      <w:r>
+        <w:rPr>
+          <w:rFonts w:ascii="Arial" w:hAnsi="Arial" w:eastAsia="Arial" w:cs="Arial"/>
+          <w:b w:val="0"/>
+          <w:i w:val="0"/>
+          <w:sz w:val="22"/>
+        </w:rPr>
+        <w:t xml:space="preserve">: beban Δ 30 Ω per fasa setara Y 10 Ω per fasa; daya dan arus saluran identik. </w:t>
       </w:r>
       <w:r>
         <w:rPr>
@@ -8828,7 +9494,7 @@
           <w:i w:val="0"/>
           <w:sz w:val="20"/>
         </w:rPr>
-        <w:t>Tabel 4. Contoh: Y (Z_a, Z_b, Z_c), Δ (Z_ab, Z_bc, Z_ca), R a–b, c terbuka.</w:t>
+        <w:t>Tabel 4. Contoh: Y (Za, Zb, Zc), Δ (Zab, Zbc, Zca), R a–b, c terbuka.</w:t>
       </w:r>
     </w:p>
     <w:tbl>
@@ -8881,7 +9547,64 @@
                 <w:i w:val="0"/>
                 <w:sz w:val="18"/>
               </w:rPr>
-              <w:t>Y (Z_a, Z_b, Z_c)</w:t>
+              <w:t>Y (Z</w:t>
+            </w:r>
+            <w:r>
+              <w:rPr>
+                <w:rFonts w:ascii="Arial" w:hAnsi="Arial" w:eastAsia="Arial" w:cs="Arial"/>
+                <w:b/>
+                <w:i w:val="0"/>
+                <w:sz w:val="18"/>
+                <w:vertAlign w:val="subscript"/>
+              </w:rPr>
+              <w:t>a</w:t>
+            </w:r>
+            <w:r>
+              <w:rPr>
+                <w:rFonts w:ascii="Arial" w:hAnsi="Arial" w:eastAsia="Arial" w:cs="Arial"/>
+                <w:b/>
+                <w:i w:val="0"/>
+                <w:sz w:val="18"/>
+              </w:rPr>
+              <w:t>, Z</w:t>
+            </w:r>
+            <w:r>
+              <w:rPr>
+                <w:rFonts w:ascii="Arial" w:hAnsi="Arial" w:eastAsia="Arial" w:cs="Arial"/>
+                <w:b/>
+                <w:i w:val="0"/>
+                <w:sz w:val="18"/>
+                <w:vertAlign w:val="subscript"/>
+              </w:rPr>
+              <w:t>b</w:t>
+            </w:r>
+            <w:r>
+              <w:rPr>
+                <w:rFonts w:ascii="Arial" w:hAnsi="Arial" w:eastAsia="Arial" w:cs="Arial"/>
+                <w:b/>
+                <w:i w:val="0"/>
+                <w:sz w:val="18"/>
+              </w:rPr>
+              <w:t>, Z</w:t>
+            </w:r>
+            <w:r>
+              <w:rPr>
+                <w:rFonts w:ascii="Arial" w:hAnsi="Arial" w:eastAsia="Arial" w:cs="Arial"/>
+                <w:b/>
+                <w:i w:val="0"/>
+                <w:sz w:val="18"/>
+                <w:vertAlign w:val="subscript"/>
+              </w:rPr>
+              <w:t>c</w:t>
+            </w:r>
+            <w:r>
+              <w:rPr>
+                <w:rFonts w:ascii="Arial" w:hAnsi="Arial" w:eastAsia="Arial" w:cs="Arial"/>
+                <w:b/>
+                <w:i w:val="0"/>
+                <w:sz w:val="18"/>
+              </w:rPr>
+              <w:t>)</w:t>
             </w:r>
           </w:p>
         </w:tc>
@@ -8901,7 +9624,64 @@
                 <w:i w:val="0"/>
                 <w:sz w:val="18"/>
               </w:rPr>
-              <w:t>Δ (Z_ab, Z_bc, Z_ca)</w:t>
+              <w:t>Δ (Z</w:t>
+            </w:r>
+            <w:r>
+              <w:rPr>
+                <w:rFonts w:ascii="Arial" w:hAnsi="Arial" w:eastAsia="Arial" w:cs="Arial"/>
+                <w:b/>
+                <w:i w:val="0"/>
+                <w:sz w:val="18"/>
+                <w:vertAlign w:val="subscript"/>
+              </w:rPr>
+              <w:t>ab</w:t>
+            </w:r>
+            <w:r>
+              <w:rPr>
+                <w:rFonts w:ascii="Arial" w:hAnsi="Arial" w:eastAsia="Arial" w:cs="Arial"/>
+                <w:b/>
+                <w:i w:val="0"/>
+                <w:sz w:val="18"/>
+              </w:rPr>
+              <w:t>, Z</w:t>
+            </w:r>
+            <w:r>
+              <w:rPr>
+                <w:rFonts w:ascii="Arial" w:hAnsi="Arial" w:eastAsia="Arial" w:cs="Arial"/>
+                <w:b/>
+                <w:i w:val="0"/>
+                <w:sz w:val="18"/>
+                <w:vertAlign w:val="subscript"/>
+              </w:rPr>
+              <w:t>bc</w:t>
+            </w:r>
+            <w:r>
+              <w:rPr>
+                <w:rFonts w:ascii="Arial" w:hAnsi="Arial" w:eastAsia="Arial" w:cs="Arial"/>
+                <w:b/>
+                <w:i w:val="0"/>
+                <w:sz w:val="18"/>
+              </w:rPr>
+              <w:t>, Z</w:t>
+            </w:r>
+            <w:r>
+              <w:rPr>
+                <w:rFonts w:ascii="Arial" w:hAnsi="Arial" w:eastAsia="Arial" w:cs="Arial"/>
+                <w:b/>
+                <w:i w:val="0"/>
+                <w:sz w:val="18"/>
+                <w:vertAlign w:val="subscript"/>
+              </w:rPr>
+              <w:t>ca</w:t>
+            </w:r>
+            <w:r>
+              <w:rPr>
+                <w:rFonts w:ascii="Arial" w:hAnsi="Arial" w:eastAsia="Arial" w:cs="Arial"/>
+                <w:b/>
+                <w:i w:val="0"/>
+                <w:sz w:val="18"/>
+              </w:rPr>
+              <w:t>)</w:t>
             </w:r>
           </w:p>
         </w:tc>
@@ -9286,7 +10066,9 @@
           <w:color w:val="1F3864"/>
           <w:sz w:val="28"/>
         </w:rPr>
-        <w:t>DIAGRAM IMPEDANSI DAN REDUKSI JARINGAN</w:t>
+        <w:t>DIAGRAM IMPEDANSI DAN</w:t>
+        <w:br/>
+        <w:t>REDUKSI JARINGAN</w:t>
       </w:r>
     </w:p>
     <w:p>
@@ -9357,7 +10139,26 @@
           <w:i w:val="0"/>
           <w:sz w:val="20"/>
         </w:rPr>
-        <w:t>Gambar 5 — Diagram reaktansi per unit dan reduksi ke ekuivalen Thevenin tiap rel. Dua generator paralel, trafo, dan saluran digambar sebagai reaktansi pu pada basis 100 MVA; reaktansi Thevenin di tiap rel adalah gabungan semua jalur dari sumber ke rel itu, dan MVA hubung singkatnya 100/X_th.</w:t>
+        <w:t>Gambar 5 — Diagram reaktansi per unit dan reduksi ke ekuivalen Thevenin tiap rel. Dua generator paralel, trafo, dan saluran digambar sebagai reaktansi pu pada basis 100 MVA; reaktansi Thevenin di tiap rel adalah gabungan semua jalur dari sumber ke rel itu, dan MVA hubung singkatnya 100/X</w:t>
+      </w:r>
+      <w:r>
+        <w:rPr>
+          <w:rFonts w:ascii="Arial" w:hAnsi="Arial" w:eastAsia="Arial" w:cs="Arial"/>
+          <w:b/>
+          <w:i w:val="0"/>
+          <w:sz w:val="20"/>
+          <w:vertAlign w:val="subscript"/>
+        </w:rPr>
+        <w:t>th</w:t>
+      </w:r>
+      <w:r>
+        <w:rPr>
+          <w:rFonts w:ascii="Arial" w:hAnsi="Arial" w:eastAsia="Arial" w:cs="Arial"/>
+          <w:b/>
+          <w:i w:val="0"/>
+          <w:sz w:val="20"/>
+        </w:rPr>
+        <w:t>.</w:t>
       </w:r>
     </w:p>
     <w:p>
@@ -9740,7 +10541,26 @@
           <w:i w:val="0"/>
           <w:sz w:val="22"/>
         </w:rPr>
-        <w:t>Jaringan bermata jala (loop) memerlukan Y–Δ (Bagian 04) atau matriks Z_bus; untuk jaringan radial cukup seri–paralel dari sumber ke rel.</w:t>
+        <w:t>Jaringan bermata jala (loop) memerlukan Y–Δ (Bagian 04) atau matriks Z</w:t>
+      </w:r>
+      <w:r>
+        <w:rPr>
+          <w:rFonts w:ascii="Arial" w:hAnsi="Arial" w:eastAsia="Arial" w:cs="Arial"/>
+          <w:b w:val="0"/>
+          <w:i w:val="0"/>
+          <w:sz w:val="22"/>
+          <w:vertAlign w:val="subscript"/>
+        </w:rPr>
+        <w:t>bus</w:t>
+      </w:r>
+      <w:r>
+        <w:rPr>
+          <w:rFonts w:ascii="Arial" w:hAnsi="Arial" w:eastAsia="Arial" w:cs="Arial"/>
+          <w:b w:val="0"/>
+          <w:i w:val="0"/>
+          <w:sz w:val="22"/>
+        </w:rPr>
+        <w:t>; untuk jaringan radial cukup seri–paralel dari sumber ke rel.</w:t>
       </w:r>
     </w:p>
     <w:p>
@@ -9773,7 +10593,45 @@
           <w:i w:val="0"/>
           <w:sz w:val="22"/>
         </w:rPr>
-        <w:t xml:space="preserve">Setelah X_th dan I_sc total didapat, arus tiap cabang dibagi berbanding terbalik reaktansinya (pembagi arus): menentukan arus yang lewat tiap PMT, bukan hanya di rel. </w:t>
+        <w:t>Setelah X</w:t>
+      </w:r>
+      <w:r>
+        <w:rPr>
+          <w:rFonts w:ascii="Arial" w:hAnsi="Arial" w:eastAsia="Arial" w:cs="Arial"/>
+          <w:b w:val="0"/>
+          <w:i w:val="0"/>
+          <w:sz w:val="22"/>
+          <w:vertAlign w:val="subscript"/>
+        </w:rPr>
+        <w:t>th</w:t>
+      </w:r>
+      <w:r>
+        <w:rPr>
+          <w:rFonts w:ascii="Arial" w:hAnsi="Arial" w:eastAsia="Arial" w:cs="Arial"/>
+          <w:b w:val="0"/>
+          <w:i w:val="0"/>
+          <w:sz w:val="22"/>
+        </w:rPr>
+        <w:t xml:space="preserve"> dan I</w:t>
+      </w:r>
+      <w:r>
+        <w:rPr>
+          <w:rFonts w:ascii="Arial" w:hAnsi="Arial" w:eastAsia="Arial" w:cs="Arial"/>
+          <w:b w:val="0"/>
+          <w:i w:val="0"/>
+          <w:sz w:val="22"/>
+          <w:vertAlign w:val="subscript"/>
+        </w:rPr>
+        <w:t>sc</w:t>
+      </w:r>
+      <w:r>
+        <w:rPr>
+          <w:rFonts w:ascii="Arial" w:hAnsi="Arial" w:eastAsia="Arial" w:cs="Arial"/>
+          <w:b w:val="0"/>
+          <w:i w:val="0"/>
+          <w:sz w:val="22"/>
+        </w:rPr>
+        <w:t xml:space="preserve"> total didapat, arus tiap cabang dibagi berbanding terbalik reaktansinya (pembagi arus): menentukan arus yang lewat tiap PMT, bukan hanya di rel. </w:t>
       </w:r>
       <w:r>
         <w:rPr>
@@ -9848,7 +10706,26 @@
           <w:i w:val="0"/>
           <w:sz w:val="22"/>
         </w:rPr>
-        <w:t>Dua cara menurunkan I_sc rel yang melampaui PMT: menambah reaktor seri, atau membuka kopel rel sehingga sumber tidak diparalel.</w:t>
+        <w:t>Dua cara menurunkan I</w:t>
+      </w:r>
+      <w:r>
+        <w:rPr>
+          <w:rFonts w:ascii="Arial" w:hAnsi="Arial" w:eastAsia="Arial" w:cs="Arial"/>
+          <w:b w:val="0"/>
+          <w:i w:val="0"/>
+          <w:sz w:val="22"/>
+          <w:vertAlign w:val="subscript"/>
+        </w:rPr>
+        <w:t>sc</w:t>
+      </w:r>
+      <w:r>
+        <w:rPr>
+          <w:rFonts w:ascii="Arial" w:hAnsi="Arial" w:eastAsia="Arial" w:cs="Arial"/>
+          <w:b w:val="0"/>
+          <w:i w:val="0"/>
+          <w:sz w:val="22"/>
+        </w:rPr>
+        <w:t xml:space="preserve"> rel yang melampaui PMT: menambah reaktor seri, atau membuka kopel rel sehingga sumber tidak diparalel.</w:t>
       </w:r>
     </w:p>
     <w:p>
@@ -9864,7 +10741,7 @@
           <w:i w:val="0"/>
           <w:sz w:val="20"/>
         </w:rPr>
-        <w:t>Tabel 5. Rel (Gambar 5, basis 100 MVA): X_th (pu), S_sc (MVA), V (kV), I_sc (kA).</w:t>
+        <w:t>Tabel 5. Rel (Gambar 5, basis 100 MVA): Xth (pu), Ssc (MVA), V (kV), Isc (kA).</w:t>
       </w:r>
     </w:p>
     <w:tbl>
@@ -9918,7 +10795,26 @@
                 <w:i w:val="0"/>
                 <w:sz w:val="18"/>
               </w:rPr>
-              <w:t>X_th (pu)</w:t>
+              <w:t>X</w:t>
+            </w:r>
+            <w:r>
+              <w:rPr>
+                <w:rFonts w:ascii="Arial" w:hAnsi="Arial" w:eastAsia="Arial" w:cs="Arial"/>
+                <w:b/>
+                <w:i w:val="0"/>
+                <w:sz w:val="18"/>
+                <w:vertAlign w:val="subscript"/>
+              </w:rPr>
+              <w:t>th</w:t>
+            </w:r>
+            <w:r>
+              <w:rPr>
+                <w:rFonts w:ascii="Arial" w:hAnsi="Arial" w:eastAsia="Arial" w:cs="Arial"/>
+                <w:b/>
+                <w:i w:val="0"/>
+                <w:sz w:val="18"/>
+              </w:rPr>
+              <w:t xml:space="preserve"> (pu)</w:t>
             </w:r>
           </w:p>
         </w:tc>
@@ -9938,7 +10834,26 @@
                 <w:i w:val="0"/>
                 <w:sz w:val="18"/>
               </w:rPr>
-              <w:t>S_sc (MVA)</w:t>
+              <w:t>S</w:t>
+            </w:r>
+            <w:r>
+              <w:rPr>
+                <w:rFonts w:ascii="Arial" w:hAnsi="Arial" w:eastAsia="Arial" w:cs="Arial"/>
+                <w:b/>
+                <w:i w:val="0"/>
+                <w:sz w:val="18"/>
+                <w:vertAlign w:val="subscript"/>
+              </w:rPr>
+              <w:t>sc</w:t>
+            </w:r>
+            <w:r>
+              <w:rPr>
+                <w:rFonts w:ascii="Arial" w:hAnsi="Arial" w:eastAsia="Arial" w:cs="Arial"/>
+                <w:b/>
+                <w:i w:val="0"/>
+                <w:sz w:val="18"/>
+              </w:rPr>
+              <w:t xml:space="preserve"> (MVA)</w:t>
             </w:r>
           </w:p>
         </w:tc>
@@ -9978,7 +10893,26 @@
                 <w:i w:val="0"/>
                 <w:sz w:val="18"/>
               </w:rPr>
-              <w:t>I_sc (kA)</w:t>
+              <w:t>I</w:t>
+            </w:r>
+            <w:r>
+              <w:rPr>
+                <w:rFonts w:ascii="Arial" w:hAnsi="Arial" w:eastAsia="Arial" w:cs="Arial"/>
+                <w:b/>
+                <w:i w:val="0"/>
+                <w:sz w:val="18"/>
+                <w:vertAlign w:val="subscript"/>
+              </w:rPr>
+              <w:t>sc</w:t>
+            </w:r>
+            <w:r>
+              <w:rPr>
+                <w:rFonts w:ascii="Arial" w:hAnsi="Arial" w:eastAsia="Arial" w:cs="Arial"/>
+                <w:b/>
+                <w:i w:val="0"/>
+                <w:sz w:val="18"/>
+              </w:rPr>
+              <w:t xml:space="preserve"> (kA)</w:t>
             </w:r>
           </w:p>
         </w:tc>
@@ -10428,7 +11362,9 @@
           <w:color w:val="1F3864"/>
           <w:sz w:val="28"/>
         </w:rPr>
-        <w:t>MVA HUBUNG SINGKAT DAN KAPASITAS PEMUTUS</w:t>
+        <w:t>MVA HUBUNG SINGKAT</w:t>
+        <w:br/>
+        <w:t>DAN KAPASITAS PEMUTUS</w:t>
       </w:r>
     </w:p>
     <w:p>
@@ -10443,7 +11379,26 @@
           <w:i w:val="0"/>
           <w:sz w:val="22"/>
         </w:rPr>
-        <w:t>Semua reaktansi yang dikumpulkan sepanjang modul ini bermuara pada satu angka per rel: MVA hubung singkat, kebalikan reaktansi Thevenin-nya. Angka itu menentukan arus yang harus diputus pemutus, gaya yang harus ditahan rel, dan jatuh tegangan saat motor besar distart. Persamaan (9) menghitungnya dari X_th dan Persamaan (10) meneruskannya ke hilir transformator; Gambar 6 menghubungkannya dengan kelas pemutus.</w:t>
+        <w:t>Semua reaktansi yang dikumpulkan sepanjang modul ini bermuara pada satu angka per rel: MVA hubung singkat, kebalikan reaktansi Thevenin-nya. Angka itu menentukan arus yang harus diputus pemutus, gaya yang harus ditahan rel, dan jatuh tegangan saat motor besar distart. Persamaan (9) menghitungnya dari X</w:t>
+      </w:r>
+      <w:r>
+        <w:rPr>
+          <w:rFonts w:ascii="Arial" w:hAnsi="Arial" w:eastAsia="Arial" w:cs="Arial"/>
+          <w:b w:val="0"/>
+          <w:i w:val="0"/>
+          <w:sz w:val="22"/>
+          <w:vertAlign w:val="subscript"/>
+        </w:rPr>
+        <w:t>th</w:t>
+      </w:r>
+      <w:r>
+        <w:rPr>
+          <w:rFonts w:ascii="Arial" w:hAnsi="Arial" w:eastAsia="Arial" w:cs="Arial"/>
+          <w:b w:val="0"/>
+          <w:i w:val="0"/>
+          <w:sz w:val="22"/>
+        </w:rPr>
+        <w:t xml:space="preserve"> dan Persamaan (10) meneruskannya ke hilir transformator; Gambar 6 menghubungkannya dengan kelas pemutus.</w:t>
       </w:r>
     </w:p>
     <w:p>
@@ -10859,7 +11814,26 @@
           <w:i w:val="0"/>
           <w:sz w:val="22"/>
         </w:rPr>
-        <w:t xml:space="preserve"> — MVA hubung singkat adalah ukuran 'kekuatan' rel: makin besar, makin kecil X_th, makin kaku tegangan terhadap beban dan start motor, tetapi makin besar arus yang harus diputus PMT. Angka ini adalah antarmuka antara utilitas dan pelanggan: dengan satu angka, seluruh jaringan di hulu diwakili.</w:t>
+        <w:t xml:space="preserve"> — MVA hubung singkat adalah ukuran 'kekuatan' rel: makin besar, makin kecil X</w:t>
+      </w:r>
+      <w:r>
+        <w:rPr>
+          <w:rFonts w:ascii="Arial" w:hAnsi="Arial" w:eastAsia="Arial" w:cs="Arial"/>
+          <w:b w:val="0"/>
+          <w:i w:val="0"/>
+          <w:sz w:val="22"/>
+          <w:vertAlign w:val="subscript"/>
+        </w:rPr>
+        <w:t>th</w:t>
+      </w:r>
+      <w:r>
+        <w:rPr>
+          <w:rFonts w:ascii="Arial" w:hAnsi="Arial" w:eastAsia="Arial" w:cs="Arial"/>
+          <w:b w:val="0"/>
+          <w:i w:val="0"/>
+          <w:sz w:val="22"/>
+        </w:rPr>
+        <w:t>, makin kaku tegangan terhadap beban dan start motor, tetapi makin besar arus yang harus diputus PMT. Angka ini adalah antarmuka antara utilitas dan pelanggan: dengan satu angka, seluruh jaringan di hulu diwakili.</w:t>
       </w:r>
     </w:p>
     <w:p>
@@ -10945,7 +11919,7 @@
           <w:i w:val="0"/>
           <w:sz w:val="21"/>
         </w:rPr>
-        <w:t>: Reaktansi Thevenin rel (pu pada S_base)</w:t>
+        <w:t>: Reaktansi Thevenin rel (pu pada Sbase)</w:t>
       </w:r>
     </w:p>
     <w:p>
@@ -11367,7 +12341,26 @@
           <w:i w:val="0"/>
           <w:sz w:val="22"/>
         </w:rPr>
-        <w:t xml:space="preserve"> = 13,32 kA di rel 20 kV: PMT 20 kV kelas 25 kA cukup. Motor 2 MW pf 0,85 dengan arus start 6× (S_start ≈ 14,1 MVA) menjatuhkan tegangan rel sekitar 14,1/462 = 3,1%.</w:t>
+        <w:t xml:space="preserve"> = 13,32 kA di rel 20 kV: PMT 20 kV kelas 25 kA cukup. Motor 2 MW pf 0,85 dengan arus start 6× (S</w:t>
+      </w:r>
+      <w:r>
+        <w:rPr>
+          <w:rFonts w:ascii="Arial" w:hAnsi="Arial" w:eastAsia="Arial" w:cs="Arial"/>
+          <w:b w:val="0"/>
+          <w:i w:val="0"/>
+          <w:sz w:val="22"/>
+          <w:vertAlign w:val="subscript"/>
+        </w:rPr>
+        <w:t>start</w:t>
+      </w:r>
+      <w:r>
+        <w:rPr>
+          <w:rFonts w:ascii="Arial" w:hAnsi="Arial" w:eastAsia="Arial" w:cs="Arial"/>
+          <w:b w:val="0"/>
+          <w:i w:val="0"/>
+          <w:sz w:val="22"/>
+        </w:rPr>
+        <w:t xml:space="preserve"> ≈ 14,1 MVA) menjatuhkan tegangan rel sekitar 14,1/462 = 3,1%.</w:t>
       </w:r>
     </w:p>
     <w:p>
@@ -11391,7 +12384,45 @@
           <w:i w:val="0"/>
           <w:sz w:val="22"/>
         </w:rPr>
-        <w:t xml:space="preserve"> — Dua keputusan rekayasa mesin yang paling sering bergantung pada angka ini: (1) kapasitas pemutus pada panel yang dibeli harus melampaui I_sc rel (dengan margin dan faktor asimetri), dan (2) motor besar hanya boleh distart langsung (DOL) bila jatuh tegangan startnya di bawah 10–15 %; bila tidak, perlu soft starter atau VSD. Keduanya dihitung dari X_th rel.</w:t>
+        <w:t xml:space="preserve"> — Dua keputusan rekayasa mesin yang paling sering bergantung pada angka ini: (1) kapasitas pemutus pada panel yang dibeli harus melampaui I</w:t>
+      </w:r>
+      <w:r>
+        <w:rPr>
+          <w:rFonts w:ascii="Arial" w:hAnsi="Arial" w:eastAsia="Arial" w:cs="Arial"/>
+          <w:b w:val="0"/>
+          <w:i w:val="0"/>
+          <w:sz w:val="22"/>
+          <w:vertAlign w:val="subscript"/>
+        </w:rPr>
+        <w:t>sc</w:t>
+      </w:r>
+      <w:r>
+        <w:rPr>
+          <w:rFonts w:ascii="Arial" w:hAnsi="Arial" w:eastAsia="Arial" w:cs="Arial"/>
+          <w:b w:val="0"/>
+          <w:i w:val="0"/>
+          <w:sz w:val="22"/>
+        </w:rPr>
+        <w:t xml:space="preserve"> rel (dengan margin dan faktor asimetri), dan (2) motor besar hanya boleh distart langsung (DOL) bila jatuh tegangan startnya di bawah 10–15 %; bila tidak, perlu soft starter atau VSD. Keduanya dihitung dari X</w:t>
+      </w:r>
+      <w:r>
+        <w:rPr>
+          <w:rFonts w:ascii="Arial" w:hAnsi="Arial" w:eastAsia="Arial" w:cs="Arial"/>
+          <w:b w:val="0"/>
+          <w:i w:val="0"/>
+          <w:sz w:val="22"/>
+          <w:vertAlign w:val="subscript"/>
+        </w:rPr>
+        <w:t>th</w:t>
+      </w:r>
+      <w:r>
+        <w:rPr>
+          <w:rFonts w:ascii="Arial" w:hAnsi="Arial" w:eastAsia="Arial" w:cs="Arial"/>
+          <w:b w:val="0"/>
+          <w:i w:val="0"/>
+          <w:sz w:val="22"/>
+        </w:rPr>
+        <w:t xml:space="preserve"> rel.</w:t>
       </w:r>
     </w:p>
     <w:p>
@@ -11591,7 +12622,26 @@
           <w:i w:val="0"/>
           <w:sz w:val="22"/>
         </w:rPr>
-        <w:t>PMT dinilai dalam kA rms simetris (mis. 25, 31,5, 40, 50, 63 kA) pada tegangannya; I_sc rel × faktor keamanan harus di bawahnya. Menaikkan MVA sumber dapat membuat PMT lama tidak lagi memadai.</w:t>
+        <w:t>PMT dinilai dalam kA rms simetris (mis. 25, 31,5, 40, 50, 63 kA) pada tegangannya; I</w:t>
+      </w:r>
+      <w:r>
+        <w:rPr>
+          <w:rFonts w:ascii="Arial" w:hAnsi="Arial" w:eastAsia="Arial" w:cs="Arial"/>
+          <w:b w:val="0"/>
+          <w:i w:val="0"/>
+          <w:sz w:val="22"/>
+          <w:vertAlign w:val="subscript"/>
+        </w:rPr>
+        <w:t>sc</w:t>
+      </w:r>
+      <w:r>
+        <w:rPr>
+          <w:rFonts w:ascii="Arial" w:hAnsi="Arial" w:eastAsia="Arial" w:cs="Arial"/>
+          <w:b w:val="0"/>
+          <w:i w:val="0"/>
+          <w:sz w:val="22"/>
+        </w:rPr>
+        <w:t xml:space="preserve"> rel × faktor keamanan harus di bawahnya. Menaikkan MVA sumber dapat membuat PMT lama tidak lagi memadai.</w:t>
       </w:r>
     </w:p>
     <w:p>
@@ -11624,7 +12674,45 @@
           <w:i w:val="0"/>
           <w:sz w:val="22"/>
         </w:rPr>
-        <w:t xml:space="preserve">Rel dan penopangnya harus menahan gaya elektrodinamik puncak (∝ I_p²) selama beberapa siklus; nilai puncak ≈ 2,5 × I_sc rms untuk X/R tinggi. </w:t>
+        <w:t>Rel dan penopangnya harus menahan gaya elektrodinamik puncak (∝ I</w:t>
+      </w:r>
+      <w:r>
+        <w:rPr>
+          <w:rFonts w:ascii="Arial" w:hAnsi="Arial" w:eastAsia="Arial" w:cs="Arial"/>
+          <w:b w:val="0"/>
+          <w:i w:val="0"/>
+          <w:sz w:val="22"/>
+          <w:vertAlign w:val="subscript"/>
+        </w:rPr>
+        <w:t>p</w:t>
+      </w:r>
+      <w:r>
+        <w:rPr>
+          <w:rFonts w:ascii="Arial" w:hAnsi="Arial" w:eastAsia="Arial" w:cs="Arial"/>
+          <w:b w:val="0"/>
+          <w:i w:val="0"/>
+          <w:sz w:val="22"/>
+        </w:rPr>
+        <w:t>²) selama beberapa siklus; nilai puncak ≈ 2,5 × I</w:t>
+      </w:r>
+      <w:r>
+        <w:rPr>
+          <w:rFonts w:ascii="Arial" w:hAnsi="Arial" w:eastAsia="Arial" w:cs="Arial"/>
+          <w:b w:val="0"/>
+          <w:i w:val="0"/>
+          <w:sz w:val="22"/>
+          <w:vertAlign w:val="subscript"/>
+        </w:rPr>
+        <w:t>sc</w:t>
+      </w:r>
+      <w:r>
+        <w:rPr>
+          <w:rFonts w:ascii="Arial" w:hAnsi="Arial" w:eastAsia="Arial" w:cs="Arial"/>
+          <w:b w:val="0"/>
+          <w:i w:val="0"/>
+          <w:sz w:val="22"/>
+        </w:rPr>
+        <w:t xml:space="preserve"> rms untuk X/R tinggi. </w:t>
       </w:r>
       <w:r>
         <w:rPr>
@@ -11666,7 +12754,64 @@
           <w:i w:val="0"/>
           <w:sz w:val="22"/>
         </w:rPr>
-        <w:t xml:space="preserve">ΔV ≈ S_start/S_sc: rel 30 MVA_sc dengan motor 3 MVA start (500 kW) jatuh 10 %; lampu berkedip, kontaktor bisa lepas. Rel kuat atau soft starter. </w:t>
+        <w:t>ΔV ≈ S</w:t>
+      </w:r>
+      <w:r>
+        <w:rPr>
+          <w:rFonts w:ascii="Arial" w:hAnsi="Arial" w:eastAsia="Arial" w:cs="Arial"/>
+          <w:b w:val="0"/>
+          <w:i w:val="0"/>
+          <w:sz w:val="22"/>
+          <w:vertAlign w:val="subscript"/>
+        </w:rPr>
+        <w:t>start</w:t>
+      </w:r>
+      <w:r>
+        <w:rPr>
+          <w:rFonts w:ascii="Arial" w:hAnsi="Arial" w:eastAsia="Arial" w:cs="Arial"/>
+          <w:b w:val="0"/>
+          <w:i w:val="0"/>
+          <w:sz w:val="22"/>
+        </w:rPr>
+        <w:t>/S</w:t>
+      </w:r>
+      <w:r>
+        <w:rPr>
+          <w:rFonts w:ascii="Arial" w:hAnsi="Arial" w:eastAsia="Arial" w:cs="Arial"/>
+          <w:b w:val="0"/>
+          <w:i w:val="0"/>
+          <w:sz w:val="22"/>
+          <w:vertAlign w:val="subscript"/>
+        </w:rPr>
+        <w:t>sc</w:t>
+      </w:r>
+      <w:r>
+        <w:rPr>
+          <w:rFonts w:ascii="Arial" w:hAnsi="Arial" w:eastAsia="Arial" w:cs="Arial"/>
+          <w:b w:val="0"/>
+          <w:i w:val="0"/>
+          <w:sz w:val="22"/>
+        </w:rPr>
+        <w:t>: rel 30 MVA</w:t>
+      </w:r>
+      <w:r>
+        <w:rPr>
+          <w:rFonts w:ascii="Arial" w:hAnsi="Arial" w:eastAsia="Arial" w:cs="Arial"/>
+          <w:b w:val="0"/>
+          <w:i w:val="0"/>
+          <w:sz w:val="22"/>
+          <w:vertAlign w:val="subscript"/>
+        </w:rPr>
+        <w:t>sc</w:t>
+      </w:r>
+      <w:r>
+        <w:rPr>
+          <w:rFonts w:ascii="Arial" w:hAnsi="Arial" w:eastAsia="Arial" w:cs="Arial"/>
+          <w:b w:val="0"/>
+          <w:i w:val="0"/>
+          <w:sz w:val="22"/>
+        </w:rPr>
+        <w:t xml:space="preserve"> dengan motor 3 MVA start (500 kW) jatuh 10 %; lampu berkedip, kontaktor bisa lepas. Rel kuat atau soft starter. </w:t>
       </w:r>
       <w:r>
         <w:rPr>
@@ -11741,7 +12886,45 @@
           <w:i w:val="0"/>
           <w:sz w:val="22"/>
         </w:rPr>
-        <w:t>Energi busur (arc flash) pada panel sebanding I_sc × waktu pemutusan; MVA_sc besar menuntut pemutusan cepat dan APD sesuai IEEE 1584.</w:t>
+        <w:t>Energi busur (arc flash) pada panel sebanding I</w:t>
+      </w:r>
+      <w:r>
+        <w:rPr>
+          <w:rFonts w:ascii="Arial" w:hAnsi="Arial" w:eastAsia="Arial" w:cs="Arial"/>
+          <w:b w:val="0"/>
+          <w:i w:val="0"/>
+          <w:sz w:val="22"/>
+          <w:vertAlign w:val="subscript"/>
+        </w:rPr>
+        <w:t>sc</w:t>
+      </w:r>
+      <w:r>
+        <w:rPr>
+          <w:rFonts w:ascii="Arial" w:hAnsi="Arial" w:eastAsia="Arial" w:cs="Arial"/>
+          <w:b w:val="0"/>
+          <w:i w:val="0"/>
+          <w:sz w:val="22"/>
+        </w:rPr>
+        <w:t xml:space="preserve"> × waktu pemutusan; MVA</w:t>
+      </w:r>
+      <w:r>
+        <w:rPr>
+          <w:rFonts w:ascii="Arial" w:hAnsi="Arial" w:eastAsia="Arial" w:cs="Arial"/>
+          <w:b w:val="0"/>
+          <w:i w:val="0"/>
+          <w:sz w:val="22"/>
+          <w:vertAlign w:val="subscript"/>
+        </w:rPr>
+        <w:t>sc</w:t>
+      </w:r>
+      <w:r>
+        <w:rPr>
+          <w:rFonts w:ascii="Arial" w:hAnsi="Arial" w:eastAsia="Arial" w:cs="Arial"/>
+          <w:b w:val="0"/>
+          <w:i w:val="0"/>
+          <w:sz w:val="22"/>
+        </w:rPr>
+        <w:t xml:space="preserve"> besar menuntut pemutusan cepat dan APD sesuai IEEE 1584.</w:t>
       </w:r>
     </w:p>
     <w:p>
@@ -11790,7 +12973,7 @@
           <w:i w:val="0"/>
           <w:sz w:val="20"/>
         </w:rPr>
-        <w:t>Tabel 6. Rel: MVA_sc, Tegangan, I_sc (kA), PMT yang cukup, Motor DOL maks (ΔV 10 %).</w:t>
+        <w:t>Tabel 6. Rel: MVAsc, Tegangan, Isc (kA), PMT yang cukup, Motor DOL maks (ΔV 10 %).</w:t>
       </w:r>
     </w:p>
     <w:tbl>
@@ -11845,7 +13028,17 @@
                 <w:i w:val="0"/>
                 <w:sz w:val="18"/>
               </w:rPr>
-              <w:t>MVA_sc</w:t>
+              <w:t>MVA</w:t>
+            </w:r>
+            <w:r>
+              <w:rPr>
+                <w:rFonts w:ascii="Arial" w:hAnsi="Arial" w:eastAsia="Arial" w:cs="Arial"/>
+                <w:b/>
+                <w:i w:val="0"/>
+                <w:sz w:val="18"/>
+                <w:vertAlign w:val="subscript"/>
+              </w:rPr>
+              <w:t>sc</w:t>
             </w:r>
           </w:p>
         </w:tc>
@@ -11885,7 +13078,26 @@
                 <w:i w:val="0"/>
                 <w:sz w:val="18"/>
               </w:rPr>
-              <w:t>I_sc (kA)</w:t>
+              <w:t>I</w:t>
+            </w:r>
+            <w:r>
+              <w:rPr>
+                <w:rFonts w:ascii="Arial" w:hAnsi="Arial" w:eastAsia="Arial" w:cs="Arial"/>
+                <w:b/>
+                <w:i w:val="0"/>
+                <w:sz w:val="18"/>
+                <w:vertAlign w:val="subscript"/>
+              </w:rPr>
+              <w:t>sc</w:t>
+            </w:r>
+            <w:r>
+              <w:rPr>
+                <w:rFonts w:ascii="Arial" w:hAnsi="Arial" w:eastAsia="Arial" w:cs="Arial"/>
+                <w:b/>
+                <w:i w:val="0"/>
+                <w:sz w:val="18"/>
+              </w:rPr>
+              <w:t xml:space="preserve"> (kA)</w:t>
             </w:r>
           </w:p>
         </w:tc>
@@ -12157,7 +13369,26 @@
                 <w:i w:val="0"/>
                 <w:sz w:val="18"/>
               </w:rPr>
-              <w:t>S_start ≈ 46 MVA (≈ 6.538 kW)</w:t>
+              <w:t>S</w:t>
+            </w:r>
+            <w:r>
+              <w:rPr>
+                <w:rFonts w:ascii="Arial" w:hAnsi="Arial" w:eastAsia="Arial" w:cs="Arial"/>
+                <w:b w:val="0"/>
+                <w:i w:val="0"/>
+                <w:sz w:val="18"/>
+                <w:vertAlign w:val="subscript"/>
+              </w:rPr>
+              <w:t>start</w:t>
+            </w:r>
+            <w:r>
+              <w:rPr>
+                <w:rFonts w:ascii="Arial" w:hAnsi="Arial" w:eastAsia="Arial" w:cs="Arial"/>
+                <w:b w:val="0"/>
+                <w:i w:val="0"/>
+                <w:sz w:val="18"/>
+              </w:rPr>
+              <w:t xml:space="preserve"> ≈ 46 MVA (≈ 6.538 kW)</w:t>
             </w:r>
           </w:p>
         </w:tc>
@@ -12273,7 +13504,26 @@
                 <w:i w:val="0"/>
                 <w:sz w:val="18"/>
               </w:rPr>
-              <w:t>S_start ≈ 3,1 MVA (≈ 440 kW)</w:t>
+              <w:t>S</w:t>
+            </w:r>
+            <w:r>
+              <w:rPr>
+                <w:rFonts w:ascii="Arial" w:hAnsi="Arial" w:eastAsia="Arial" w:cs="Arial"/>
+                <w:b w:val="0"/>
+                <w:i w:val="0"/>
+                <w:sz w:val="18"/>
+                <w:vertAlign w:val="subscript"/>
+              </w:rPr>
+              <w:t>start</w:t>
+            </w:r>
+            <w:r>
+              <w:rPr>
+                <w:rFonts w:ascii="Arial" w:hAnsi="Arial" w:eastAsia="Arial" w:cs="Arial"/>
+                <w:b w:val="0"/>
+                <w:i w:val="0"/>
+                <w:sz w:val="18"/>
+              </w:rPr>
+              <w:t xml:space="preserve"> ≈ 3,1 MVA (≈ 440 kW)</w:t>
             </w:r>
           </w:p>
         </w:tc>
@@ -12389,7 +13639,26 @@
                 <w:i w:val="0"/>
                 <w:sz w:val="18"/>
               </w:rPr>
-              <w:t>S_start ≈ 1,52 MVA (≈ 216 kW)</w:t>
+              <w:t>S</w:t>
+            </w:r>
+            <w:r>
+              <w:rPr>
+                <w:rFonts w:ascii="Arial" w:hAnsi="Arial" w:eastAsia="Arial" w:cs="Arial"/>
+                <w:b w:val="0"/>
+                <w:i w:val="0"/>
+                <w:sz w:val="18"/>
+                <w:vertAlign w:val="subscript"/>
+              </w:rPr>
+              <w:t>start</w:t>
+            </w:r>
+            <w:r>
+              <w:rPr>
+                <w:rFonts w:ascii="Arial" w:hAnsi="Arial" w:eastAsia="Arial" w:cs="Arial"/>
+                <w:b w:val="0"/>
+                <w:i w:val="0"/>
+                <w:sz w:val="18"/>
+              </w:rPr>
+              <w:t xml:space="preserve"> ≈ 1,52 MVA (≈ 216 kW)</w:t>
             </w:r>
           </w:p>
         </w:tc>
@@ -12426,7 +13695,45 @@
           <w:i w:val="0"/>
           <w:sz w:val="21"/>
         </w:rPr>
-        <w:t xml:space="preserve"> sebelum membeli panel atau motor besar, dua angka harus diminta dari utilitas atau dihitung dari trafo: I_sc rel (untuk kapasitas pemutus) dan S_sc (untuk start motor). Tabel di atas memperlihatkan bahwa trafo 630 kVA pabrik kecil hanya 'kuat' sekitar 20 MVA di rel 400 V: motor 200 kW yang distart langsung sudah menjatuhkan tegangan 10 %. Soal C9, C10, C14, dan C15 memakai Persamaan (9)–(10).</w:t>
+        <w:t xml:space="preserve"> sebelum membeli panel atau motor besar, dua angka harus diminta dari utilitas atau dihitung dari trafo: I</w:t>
+      </w:r>
+      <w:r>
+        <w:rPr>
+          <w:rFonts w:ascii="Arial" w:hAnsi="Arial" w:eastAsia="Arial" w:cs="Arial"/>
+          <w:b w:val="0"/>
+          <w:i w:val="0"/>
+          <w:sz w:val="21"/>
+          <w:vertAlign w:val="subscript"/>
+        </w:rPr>
+        <w:t>sc</w:t>
+      </w:r>
+      <w:r>
+        <w:rPr>
+          <w:rFonts w:ascii="Arial" w:hAnsi="Arial" w:eastAsia="Arial" w:cs="Arial"/>
+          <w:b w:val="0"/>
+          <w:i w:val="0"/>
+          <w:sz w:val="21"/>
+        </w:rPr>
+        <w:t xml:space="preserve"> rel (untuk kapasitas pemutus) dan S</w:t>
+      </w:r>
+      <w:r>
+        <w:rPr>
+          <w:rFonts w:ascii="Arial" w:hAnsi="Arial" w:eastAsia="Arial" w:cs="Arial"/>
+          <w:b w:val="0"/>
+          <w:i w:val="0"/>
+          <w:sz w:val="21"/>
+          <w:vertAlign w:val="subscript"/>
+        </w:rPr>
+        <w:t>sc</w:t>
+      </w:r>
+      <w:r>
+        <w:rPr>
+          <w:rFonts w:ascii="Arial" w:hAnsi="Arial" w:eastAsia="Arial" w:cs="Arial"/>
+          <w:b w:val="0"/>
+          <w:i w:val="0"/>
+          <w:sz w:val="21"/>
+        </w:rPr>
+        <w:t xml:space="preserve"> (untuk start motor). Tabel di atas memperlihatkan bahwa trafo 630 kVA pabrik kecil hanya 'kuat' sekitar 20 MVA di rel 400 V: motor 200 kW yang distart langsung sudah menjatuhkan tegangan 10 %. Soal C9, C10, C14, dan C15 memakai Persamaan (9)–(10).</w:t>
       </w:r>
     </w:p>
     <w:p>
@@ -12442,7 +13749,9 @@
           <w:color w:val="1F3864"/>
           <w:sz w:val="28"/>
         </w:rPr>
-        <w:t>ANIMASI INTERAKTIF REAKTANSI DAN IMPEDANSI</w:t>
+        <w:t>ANIMASI INTERAKTIF</w:t>
+        <w:br/>
+        <w:t>REAKTANSI DAN IMPEDANSI</w:t>
       </w:r>
     </w:p>
     <w:p>
@@ -12473,7 +13782,49 @@
           <w:color w:val="2E4A7A"/>
           <w:sz w:val="24"/>
         </w:rPr>
-        <w:t>Animasi 1 — Sistem Per Unit: Basis, Zbase, Ibase, dan Konversi Ohm ↔ pu</w:t>
+        <w:t>Animasi 1 — Sistem Per Unit: Basis, Z</w:t>
+      </w:r>
+      <w:r>
+        <w:rPr>
+          <w:rFonts w:ascii="Arial" w:hAnsi="Arial" w:eastAsia="Arial" w:cs="Arial"/>
+          <w:b/>
+          <w:i w:val="0"/>
+          <w:color w:val="2E4A7A"/>
+          <w:sz w:val="24"/>
+          <w:vertAlign w:val="subscript"/>
+        </w:rPr>
+        <w:t>base</w:t>
+      </w:r>
+      <w:r>
+        <w:rPr>
+          <w:rFonts w:ascii="Arial" w:hAnsi="Arial" w:eastAsia="Arial" w:cs="Arial"/>
+          <w:b/>
+          <w:i w:val="0"/>
+          <w:color w:val="2E4A7A"/>
+          <w:sz w:val="24"/>
+        </w:rPr>
+        <w:t>, I</w:t>
+      </w:r>
+      <w:r>
+        <w:rPr>
+          <w:rFonts w:ascii="Arial" w:hAnsi="Arial" w:eastAsia="Arial" w:cs="Arial"/>
+          <w:b/>
+          <w:i w:val="0"/>
+          <w:color w:val="2E4A7A"/>
+          <w:sz w:val="24"/>
+          <w:vertAlign w:val="subscript"/>
+        </w:rPr>
+        <w:t>base</w:t>
+      </w:r>
+      <w:r>
+        <w:rPr>
+          <w:rFonts w:ascii="Arial" w:hAnsi="Arial" w:eastAsia="Arial" w:cs="Arial"/>
+          <w:b/>
+          <w:i w:val="0"/>
+          <w:color w:val="2E4A7A"/>
+          <w:sz w:val="24"/>
+        </w:rPr>
+        <w:t>, dan Konversi Ohm ↔ pu</w:t>
       </w:r>
     </w:p>
     <w:p>
@@ -12517,7 +13868,64 @@
           <w:i w:val="0"/>
           <w:sz w:val="21"/>
         </w:rPr>
-        <w:t xml:space="preserve"> Kartu kiri menurunkan Z_base dan I_base dari basis yang dipilih; batang atas membandingkan reaktansi saluran (ohm) dengan Z_base (= 1 pu), batang bawah mengonversi X trafo dari basis ratingnya ke basis sistem.</w:t>
+        <w:t xml:space="preserve"> Kartu kiri menurunkan Z</w:t>
+      </w:r>
+      <w:r>
+        <w:rPr>
+          <w:rFonts w:ascii="Arial" w:hAnsi="Arial" w:eastAsia="Arial" w:cs="Arial"/>
+          <w:b w:val="0"/>
+          <w:i w:val="0"/>
+          <w:sz w:val="21"/>
+          <w:vertAlign w:val="subscript"/>
+        </w:rPr>
+        <w:t>base</w:t>
+      </w:r>
+      <w:r>
+        <w:rPr>
+          <w:rFonts w:ascii="Arial" w:hAnsi="Arial" w:eastAsia="Arial" w:cs="Arial"/>
+          <w:b w:val="0"/>
+          <w:i w:val="0"/>
+          <w:sz w:val="21"/>
+        </w:rPr>
+        <w:t xml:space="preserve"> dan I</w:t>
+      </w:r>
+      <w:r>
+        <w:rPr>
+          <w:rFonts w:ascii="Arial" w:hAnsi="Arial" w:eastAsia="Arial" w:cs="Arial"/>
+          <w:b w:val="0"/>
+          <w:i w:val="0"/>
+          <w:sz w:val="21"/>
+          <w:vertAlign w:val="subscript"/>
+        </w:rPr>
+        <w:t>base</w:t>
+      </w:r>
+      <w:r>
+        <w:rPr>
+          <w:rFonts w:ascii="Arial" w:hAnsi="Arial" w:eastAsia="Arial" w:cs="Arial"/>
+          <w:b w:val="0"/>
+          <w:i w:val="0"/>
+          <w:sz w:val="21"/>
+        </w:rPr>
+        <w:t xml:space="preserve"> dari basis yang dipilih; batang atas membandingkan reaktansi saluran (ohm) dengan Z</w:t>
+      </w:r>
+      <w:r>
+        <w:rPr>
+          <w:rFonts w:ascii="Arial" w:hAnsi="Arial" w:eastAsia="Arial" w:cs="Arial"/>
+          <w:b w:val="0"/>
+          <w:i w:val="0"/>
+          <w:sz w:val="21"/>
+          <w:vertAlign w:val="subscript"/>
+        </w:rPr>
+        <w:t>base</w:t>
+      </w:r>
+      <w:r>
+        <w:rPr>
+          <w:rFonts w:ascii="Arial" w:hAnsi="Arial" w:eastAsia="Arial" w:cs="Arial"/>
+          <w:b w:val="0"/>
+          <w:i w:val="0"/>
+          <w:sz w:val="21"/>
+        </w:rPr>
+        <w:t xml:space="preserve"> (= 1 pu), batang bawah mengonversi X trafo dari basis ratingnya ke basis sistem.</w:t>
       </w:r>
       <w:r>
         <w:br/>
@@ -12538,16 +13946,73 @@
           <w:i w:val="0"/>
           <w:sz w:val="21"/>
         </w:rPr>
-        <w:t>Menggandakan S_base menggandakan semua nilai pu</w:t>
-      </w:r>
-      <w:r>
-        <w:rPr>
-          <w:rFonts w:ascii="Arial" w:hAnsi="Arial" w:eastAsia="Arial" w:cs="Arial"/>
-          <w:b w:val="0"/>
-          <w:i w:val="0"/>
-          <w:sz w:val="21"/>
-        </w:rPr>
-        <w:t xml:space="preserve"> (Z_base setengahnya) tetapi tidak mengubah ohm. (2) Menaikkan V_base menurunkan pu saluran kuadratis. (3) Trafo kecil pada basis besar tampak 'besar' dalam pu. Soal C1–C6.</w:t>
+        <w:t>Menggandakan S</w:t>
+      </w:r>
+      <w:r>
+        <w:rPr>
+          <w:rFonts w:ascii="Arial" w:hAnsi="Arial" w:eastAsia="Arial" w:cs="Arial"/>
+          <w:b/>
+          <w:i w:val="0"/>
+          <w:sz w:val="21"/>
+          <w:vertAlign w:val="subscript"/>
+        </w:rPr>
+        <w:t>base</w:t>
+      </w:r>
+      <w:r>
+        <w:rPr>
+          <w:rFonts w:ascii="Arial" w:hAnsi="Arial" w:eastAsia="Arial" w:cs="Arial"/>
+          <w:b/>
+          <w:i w:val="0"/>
+          <w:sz w:val="21"/>
+        </w:rPr>
+        <w:t xml:space="preserve"> menggandakan semua nilai pu</w:t>
+      </w:r>
+      <w:r>
+        <w:rPr>
+          <w:rFonts w:ascii="Arial" w:hAnsi="Arial" w:eastAsia="Arial" w:cs="Arial"/>
+          <w:b w:val="0"/>
+          <w:i w:val="0"/>
+          <w:sz w:val="21"/>
+        </w:rPr>
+        <w:t xml:space="preserve"> (Z</w:t>
+      </w:r>
+      <w:r>
+        <w:rPr>
+          <w:rFonts w:ascii="Arial" w:hAnsi="Arial" w:eastAsia="Arial" w:cs="Arial"/>
+          <w:b w:val="0"/>
+          <w:i w:val="0"/>
+          <w:sz w:val="21"/>
+          <w:vertAlign w:val="subscript"/>
+        </w:rPr>
+        <w:t>base</w:t>
+      </w:r>
+      <w:r>
+        <w:rPr>
+          <w:rFonts w:ascii="Arial" w:hAnsi="Arial" w:eastAsia="Arial" w:cs="Arial"/>
+          <w:b w:val="0"/>
+          <w:i w:val="0"/>
+          <w:sz w:val="21"/>
+        </w:rPr>
+        <w:t xml:space="preserve"> setengahnya) tetapi tidak mengubah ohm. (2) Menaikkan V</w:t>
+      </w:r>
+      <w:r>
+        <w:rPr>
+          <w:rFonts w:ascii="Arial" w:hAnsi="Arial" w:eastAsia="Arial" w:cs="Arial"/>
+          <w:b w:val="0"/>
+          <w:i w:val="0"/>
+          <w:sz w:val="21"/>
+          <w:vertAlign w:val="subscript"/>
+        </w:rPr>
+        <w:t>base</w:t>
+      </w:r>
+      <w:r>
+        <w:rPr>
+          <w:rFonts w:ascii="Arial" w:hAnsi="Arial" w:eastAsia="Arial" w:cs="Arial"/>
+          <w:b w:val="0"/>
+          <w:i w:val="0"/>
+          <w:sz w:val="21"/>
+        </w:rPr>
+        <w:t xml:space="preserve"> menurunkan pu saluran kuadratis. (3) Trafo kecil pada basis besar tampak 'besar' dalam pu. Soal C1–C6.</w:t>
       </w:r>
     </w:p>
     <w:p>
@@ -12628,16 +14093,83 @@
           <w:i w:val="0"/>
           <w:sz w:val="21"/>
         </w:rPr>
-        <w:t>Memperkecil Z_c memperbesar Z_ab</w:t>
-      </w:r>
-      <w:r>
-        <w:rPr>
-          <w:rFonts w:ascii="Arial" w:hAnsi="Arial" w:eastAsia="Arial" w:cs="Arial"/>
-          <w:b w:val="0"/>
-          <w:i w:val="0"/>
-          <w:sz w:val="21"/>
-        </w:rPr>
-        <w:t>: cabang segitiga yang berseberangan dengan cabang bintang yang kecil menjadi besar. (2) Samakan ketiganya: Z_Δ = 3Z_Y. (3) Nilai pemeriksaan pada Y dan Δ selalu sama. Soal C7, C8, dan C13.</w:t>
+        <w:t>Memperkecil Z</w:t>
+      </w:r>
+      <w:r>
+        <w:rPr>
+          <w:rFonts w:ascii="Arial" w:hAnsi="Arial" w:eastAsia="Arial" w:cs="Arial"/>
+          <w:b/>
+          <w:i w:val="0"/>
+          <w:sz w:val="21"/>
+          <w:vertAlign w:val="subscript"/>
+        </w:rPr>
+        <w:t>c</w:t>
+      </w:r>
+      <w:r>
+        <w:rPr>
+          <w:rFonts w:ascii="Arial" w:hAnsi="Arial" w:eastAsia="Arial" w:cs="Arial"/>
+          <w:b/>
+          <w:i w:val="0"/>
+          <w:sz w:val="21"/>
+        </w:rPr>
+        <w:t xml:space="preserve"> memperbesar Z</w:t>
+      </w:r>
+      <w:r>
+        <w:rPr>
+          <w:rFonts w:ascii="Arial" w:hAnsi="Arial" w:eastAsia="Arial" w:cs="Arial"/>
+          <w:b/>
+          <w:i w:val="0"/>
+          <w:sz w:val="21"/>
+          <w:vertAlign w:val="subscript"/>
+        </w:rPr>
+        <w:t>ab</w:t>
+      </w:r>
+      <w:r>
+        <w:rPr>
+          <w:rFonts w:ascii="Arial" w:hAnsi="Arial" w:eastAsia="Arial" w:cs="Arial"/>
+          <w:b w:val="0"/>
+          <w:i w:val="0"/>
+          <w:sz w:val="21"/>
+        </w:rPr>
+        <w:t>: cabang segitiga yang berseberangan dengan cabang bintang yang kecil menjadi besar. (2) Samakan ketiganya: Z</w:t>
+      </w:r>
+      <w:r>
+        <w:rPr>
+          <w:rFonts w:ascii="Arial" w:hAnsi="Arial" w:eastAsia="Arial" w:cs="Arial"/>
+          <w:b w:val="0"/>
+          <w:i w:val="0"/>
+          <w:sz w:val="21"/>
+          <w:vertAlign w:val="subscript"/>
+        </w:rPr>
+        <w:t>Δ</w:t>
+      </w:r>
+      <w:r>
+        <w:rPr>
+          <w:rFonts w:ascii="Arial" w:hAnsi="Arial" w:eastAsia="Arial" w:cs="Arial"/>
+          <w:b w:val="0"/>
+          <w:i w:val="0"/>
+          <w:sz w:val="21"/>
+        </w:rPr>
+        <w:t xml:space="preserve"> = 3Z</w:t>
+      </w:r>
+      <w:r>
+        <w:rPr>
+          <w:rFonts w:ascii="Arial" w:hAnsi="Arial" w:eastAsia="Arial" w:cs="Arial"/>
+          <w:b w:val="0"/>
+          <w:i w:val="0"/>
+          <w:sz w:val="21"/>
+          <w:vertAlign w:val="subscript"/>
+        </w:rPr>
+        <w:t>Y</w:t>
+      </w:r>
+      <w:r>
+        <w:rPr>
+          <w:rFonts w:ascii="Arial" w:hAnsi="Arial" w:eastAsia="Arial" w:cs="Arial"/>
+          <w:b w:val="0"/>
+          <w:i w:val="0"/>
+          <w:sz w:val="21"/>
+        </w:rPr>
+        <w:t>. (3) Nilai pemeriksaan pada Y dan Δ selalu sama. Soal C7, C8, dan C13.</w:t>
       </w:r>
     </w:p>
     <w:p>
@@ -12653,7 +14185,28 @@
           <w:color w:val="2E4A7A"/>
           <w:sz w:val="24"/>
         </w:rPr>
-        <w:t>Animasi 3 — Reduksi Jaringan: Generator Paralel, Trafo, Saluran → Xth dan MVA Hubung Singkat Tiap Rel</w:t>
+        <w:t>Animasi 3 — Reduksi Jaringan: Generator Paralel, Trafo, Saluran → X</w:t>
+      </w:r>
+      <w:r>
+        <w:rPr>
+          <w:rFonts w:ascii="Arial" w:hAnsi="Arial" w:eastAsia="Arial" w:cs="Arial"/>
+          <w:b/>
+          <w:i w:val="0"/>
+          <w:color w:val="2E4A7A"/>
+          <w:sz w:val="24"/>
+          <w:vertAlign w:val="subscript"/>
+        </w:rPr>
+        <w:t>th</w:t>
+      </w:r>
+      <w:r>
+        <w:rPr>
+          <w:rFonts w:ascii="Arial" w:hAnsi="Arial" w:eastAsia="Arial" w:cs="Arial"/>
+          <w:b/>
+          <w:i w:val="0"/>
+          <w:color w:val="2E4A7A"/>
+          <w:sz w:val="24"/>
+        </w:rPr>
+        <w:t xml:space="preserve"> dan MVA Hubung Singkat Tiap Rel</w:t>
       </w:r>
     </w:p>
     <w:p>
@@ -12697,7 +14250,26 @@
           <w:i w:val="0"/>
           <w:sz w:val="21"/>
         </w:rPr>
-        <w:t xml:space="preserve"> Diagram reaktansi dua generator paralel, trafo, dan saluran; di bawah tiap rel tertulis X_th dan MVA hubung singkatnya, dan titik merah berpindah menandai rel yang sedang 'diganggu'.</w:t>
+        <w:t xml:space="preserve"> Diagram reaktansi dua generator paralel, trafo, dan saluran; di bawah tiap rel tertulis X</w:t>
+      </w:r>
+      <w:r>
+        <w:rPr>
+          <w:rFonts w:ascii="Arial" w:hAnsi="Arial" w:eastAsia="Arial" w:cs="Arial"/>
+          <w:b w:val="0"/>
+          <w:i w:val="0"/>
+          <w:sz w:val="21"/>
+          <w:vertAlign w:val="subscript"/>
+        </w:rPr>
+        <w:t>th</w:t>
+      </w:r>
+      <w:r>
+        <w:rPr>
+          <w:rFonts w:ascii="Arial" w:hAnsi="Arial" w:eastAsia="Arial" w:cs="Arial"/>
+          <w:b w:val="0"/>
+          <w:i w:val="0"/>
+          <w:sz w:val="21"/>
+        </w:rPr>
+        <w:t xml:space="preserve"> dan MVA hubung singkatnya, dan titik merah berpindah menandai rel yang sedang 'diganggu'.</w:t>
       </w:r>
       <w:r>
         <w:br/>
@@ -12727,7 +14299,45 @@
           <w:i w:val="0"/>
           <w:sz w:val="21"/>
         </w:rPr>
-        <w:t xml:space="preserve"> (generator dilepas): S_sc rel A turun mendekati nilai satu generator. (2) Setiap unsur seri di kanan menurunkan S_sc rel berikutnya. (3) Readout mengembalikan MVA ke kA pada tegangan tiap rel. Soal C6, C9, C12, dan C14.</w:t>
+        <w:t xml:space="preserve"> (generator dilepas): S</w:t>
+      </w:r>
+      <w:r>
+        <w:rPr>
+          <w:rFonts w:ascii="Arial" w:hAnsi="Arial" w:eastAsia="Arial" w:cs="Arial"/>
+          <w:b w:val="0"/>
+          <w:i w:val="0"/>
+          <w:sz w:val="21"/>
+          <w:vertAlign w:val="subscript"/>
+        </w:rPr>
+        <w:t>sc</w:t>
+      </w:r>
+      <w:r>
+        <w:rPr>
+          <w:rFonts w:ascii="Arial" w:hAnsi="Arial" w:eastAsia="Arial" w:cs="Arial"/>
+          <w:b w:val="0"/>
+          <w:i w:val="0"/>
+          <w:sz w:val="21"/>
+        </w:rPr>
+        <w:t xml:space="preserve"> rel A turun mendekati nilai satu generator. (2) Setiap unsur seri di kanan menurunkan S</w:t>
+      </w:r>
+      <w:r>
+        <w:rPr>
+          <w:rFonts w:ascii="Arial" w:hAnsi="Arial" w:eastAsia="Arial" w:cs="Arial"/>
+          <w:b w:val="0"/>
+          <w:i w:val="0"/>
+          <w:sz w:val="21"/>
+          <w:vertAlign w:val="subscript"/>
+        </w:rPr>
+        <w:t>sc</w:t>
+      </w:r>
+      <w:r>
+        <w:rPr>
+          <w:rFonts w:ascii="Arial" w:hAnsi="Arial" w:eastAsia="Arial" w:cs="Arial"/>
+          <w:b w:val="0"/>
+          <w:i w:val="0"/>
+          <w:sz w:val="21"/>
+        </w:rPr>
+        <w:t xml:space="preserve"> rel berikutnya. (3) Readout mengembalikan MVA ke kA pada tegangan tiap rel. Soal C6, C9, C12, dan C14.</w:t>
       </w:r>
     </w:p>
     <w:p>
@@ -12743,7 +14353,28 @@
           <w:color w:val="2E4A7A"/>
           <w:sz w:val="24"/>
         </w:rPr>
-        <w:t>Animasi 4 — Arus Hubung Singkat Generator: X'', X', Xs dan Konstanta Waktunya</w:t>
+        <w:t>Animasi 4 — Arus Hubung Singkat Generator: X'', X', X</w:t>
+      </w:r>
+      <w:r>
+        <w:rPr>
+          <w:rFonts w:ascii="Arial" w:hAnsi="Arial" w:eastAsia="Arial" w:cs="Arial"/>
+          <w:b/>
+          <w:i w:val="0"/>
+          <w:color w:val="2E4A7A"/>
+          <w:sz w:val="24"/>
+          <w:vertAlign w:val="subscript"/>
+        </w:rPr>
+        <w:t>s</w:t>
+      </w:r>
+      <w:r>
+        <w:rPr>
+          <w:rFonts w:ascii="Arial" w:hAnsi="Arial" w:eastAsia="Arial" w:cs="Arial"/>
+          <w:b/>
+          <w:i w:val="0"/>
+          <w:color w:val="2E4A7A"/>
+          <w:sz w:val="24"/>
+        </w:rPr>
+        <w:t xml:space="preserve"> dan Konstanta Waktunya</w:t>
       </w:r>
     </w:p>
     <w:p>
@@ -12817,7 +14448,26 @@
           <w:i w:val="0"/>
           <w:sz w:val="21"/>
         </w:rPr>
-        <w:t xml:space="preserve"> tetapi hanya beberapa siklus (T″). (2) Nilai tunak 1/X_s sering di bawah 1 pu: relai yang menunggu terlalu lama bisa tidak 'melihat' gangguan. (3) Readout memberi arus pada 3–5 siklus, saat PMT biasanya membuka. Soal C4 dan C15.</w:t>
+        <w:t xml:space="preserve"> tetapi hanya beberapa siklus (T″). (2) Nilai tunak 1/X</w:t>
+      </w:r>
+      <w:r>
+        <w:rPr>
+          <w:rFonts w:ascii="Arial" w:hAnsi="Arial" w:eastAsia="Arial" w:cs="Arial"/>
+          <w:b w:val="0"/>
+          <w:i w:val="0"/>
+          <w:sz w:val="21"/>
+          <w:vertAlign w:val="subscript"/>
+        </w:rPr>
+        <w:t>s</w:t>
+      </w:r>
+      <w:r>
+        <w:rPr>
+          <w:rFonts w:ascii="Arial" w:hAnsi="Arial" w:eastAsia="Arial" w:cs="Arial"/>
+          <w:b w:val="0"/>
+          <w:i w:val="0"/>
+          <w:sz w:val="21"/>
+        </w:rPr>
+        <w:t xml:space="preserve"> sering di bawah 1 pu: relai yang menunggu terlalu lama bisa tidak 'melihat' gangguan. (3) Readout memberi arus pada 3–5 siklus, saat PMT biasanya membuka. Soal C4 dan C15.</w:t>
       </w:r>
     </w:p>
     <w:p>
@@ -12846,7 +14496,64 @@
           <w:i w:val="0"/>
           <w:sz w:val="21"/>
         </w:rPr>
-        <w:t xml:space="preserve"> pada Animasi 1 atur 100 MVA, 150 kV, saluran 35 Ω: X_pu harus 0,1556 seperti Bagian 03. Pada Animasi 3 pakai nilai bawaan dan cocokkan X_th rel B = 0,2547 pu dan S_sc = 393 MVA dengan Gambar 5; lalu lepaskan G2 (X″ = 1,0) dan lihat rel A melemah.</w:t>
+        <w:t xml:space="preserve"> pada Animasi 1 atur 100 MVA, 150 kV, saluran 35 Ω: X</w:t>
+      </w:r>
+      <w:r>
+        <w:rPr>
+          <w:rFonts w:ascii="Arial" w:hAnsi="Arial" w:eastAsia="Arial" w:cs="Arial"/>
+          <w:b w:val="0"/>
+          <w:i w:val="0"/>
+          <w:sz w:val="21"/>
+          <w:vertAlign w:val="subscript"/>
+        </w:rPr>
+        <w:t>pu</w:t>
+      </w:r>
+      <w:r>
+        <w:rPr>
+          <w:rFonts w:ascii="Arial" w:hAnsi="Arial" w:eastAsia="Arial" w:cs="Arial"/>
+          <w:b w:val="0"/>
+          <w:i w:val="0"/>
+          <w:sz w:val="21"/>
+        </w:rPr>
+        <w:t xml:space="preserve"> harus 0,1556 seperti Bagian 03. Pada Animasi 3 pakai nilai bawaan dan cocokkan X</w:t>
+      </w:r>
+      <w:r>
+        <w:rPr>
+          <w:rFonts w:ascii="Arial" w:hAnsi="Arial" w:eastAsia="Arial" w:cs="Arial"/>
+          <w:b w:val="0"/>
+          <w:i w:val="0"/>
+          <w:sz w:val="21"/>
+          <w:vertAlign w:val="subscript"/>
+        </w:rPr>
+        <w:t>th</w:t>
+      </w:r>
+      <w:r>
+        <w:rPr>
+          <w:rFonts w:ascii="Arial" w:hAnsi="Arial" w:eastAsia="Arial" w:cs="Arial"/>
+          <w:b w:val="0"/>
+          <w:i w:val="0"/>
+          <w:sz w:val="21"/>
+        </w:rPr>
+        <w:t xml:space="preserve"> rel B = 0,2547 pu dan S</w:t>
+      </w:r>
+      <w:r>
+        <w:rPr>
+          <w:rFonts w:ascii="Arial" w:hAnsi="Arial" w:eastAsia="Arial" w:cs="Arial"/>
+          <w:b w:val="0"/>
+          <w:i w:val="0"/>
+          <w:sz w:val="21"/>
+          <w:vertAlign w:val="subscript"/>
+        </w:rPr>
+        <w:t>sc</w:t>
+      </w:r>
+      <w:r>
+        <w:rPr>
+          <w:rFonts w:ascii="Arial" w:hAnsi="Arial" w:eastAsia="Arial" w:cs="Arial"/>
+          <w:b w:val="0"/>
+          <w:i w:val="0"/>
+          <w:sz w:val="21"/>
+        </w:rPr>
+        <w:t xml:space="preserve"> = 393 MVA dengan Gambar 5; lalu lepaskan G2 (X″ = 1,0) dan lihat rel A melemah.</w:t>
       </w:r>
     </w:p>
     <w:p>
@@ -12862,7 +14569,9 @@
           <w:color w:val="1F3864"/>
           <w:sz w:val="28"/>
         </w:rPr>
-        <w:t>IMPLEMENTASI PYTHON DI JUPYTER NOTEBOOK</w:t>
+        <w:t>IMPLEMENTASI PYTHON</w:t>
+        <w:br/>
+        <w:t>DI JUPYTER NOTEBOOK</w:t>
       </w:r>
     </w:p>
     <w:p>
@@ -13881,7 +15590,26 @@
           <w:i w:val="0"/>
           <w:sz w:val="21"/>
         </w:rPr>
-        <w:t xml:space="preserve"> jalankan keempat cell dan cocokkan dengan Bagian 03–06: X saluran 0,1556 pu, Δ (11, 33, 16,5) Ω, S_sc rel B 393 MVA, rel 20 kV 462 MVA, dan I″ generator 23,24 kA. Cell 1–4 memuat pola penyelesaian soal Hard C11–C15; ubah angkanya sesuai soal Anda, jangan hanya menyalin.</w:t>
+        <w:t xml:space="preserve"> jalankan keempat cell dan cocokkan dengan Bagian 03–06: X saluran 0,1556 pu, Δ (11, 33, 16,5) Ω, S</w:t>
+      </w:r>
+      <w:r>
+        <w:rPr>
+          <w:rFonts w:ascii="Arial" w:hAnsi="Arial" w:eastAsia="Arial" w:cs="Arial"/>
+          <w:b w:val="0"/>
+          <w:i w:val="0"/>
+          <w:sz w:val="21"/>
+          <w:vertAlign w:val="subscript"/>
+        </w:rPr>
+        <w:t>sc</w:t>
+      </w:r>
+      <w:r>
+        <w:rPr>
+          <w:rFonts w:ascii="Arial" w:hAnsi="Arial" w:eastAsia="Arial" w:cs="Arial"/>
+          <w:b w:val="0"/>
+          <w:i w:val="0"/>
+          <w:sz w:val="21"/>
+        </w:rPr>
+        <w:t xml:space="preserve"> rel B 393 MVA, rel 20 kV 462 MVA, dan I″ generator 23,24 kA. Cell 1–4 memuat pola penyelesaian soal Hard C11–C15; ubah angkanya sesuai soal Anda, jangan hanya menyalin.</w:t>
       </w:r>
     </w:p>
     <w:p>
@@ -14114,7 +15842,65 @@
           <w:i w:val="0"/>
           <w:sz w:val="21"/>
         </w:rPr>
-        <w:t>(A) Zbase = MVAbase/kVbase2</w:t>
+        <w:t>(A) Z</w:t>
+      </w:r>
+      <w:r>
+        <w:rPr>
+          <w:rFonts w:ascii="Arial" w:hAnsi="Arial" w:eastAsia="Arial" w:cs="Arial"/>
+          <w:b w:val="0"/>
+          <w:i w:val="0"/>
+          <w:sz w:val="21"/>
+          <w:vertAlign w:val="subscript"/>
+        </w:rPr>
+        <w:t>base</w:t>
+      </w:r>
+      <w:r>
+        <w:rPr>
+          <w:rFonts w:ascii="Arial" w:hAnsi="Arial" w:eastAsia="Arial" w:cs="Arial"/>
+          <w:b w:val="0"/>
+          <w:i w:val="0"/>
+          <w:sz w:val="21"/>
+        </w:rPr>
+        <w:t xml:space="preserve"> = MVA</w:t>
+      </w:r>
+      <w:r>
+        <w:rPr>
+          <w:rFonts w:ascii="Arial" w:hAnsi="Arial" w:eastAsia="Arial" w:cs="Arial"/>
+          <w:b w:val="0"/>
+          <w:i w:val="0"/>
+          <w:sz w:val="21"/>
+          <w:vertAlign w:val="subscript"/>
+        </w:rPr>
+        <w:t>base</w:t>
+      </w:r>
+      <w:r>
+        <w:rPr>
+          <w:rFonts w:ascii="Arial" w:hAnsi="Arial" w:eastAsia="Arial" w:cs="Arial"/>
+          <w:b w:val="0"/>
+          <w:i w:val="0"/>
+          <w:sz w:val="21"/>
+        </w:rPr>
+        <w:t>/kV</w:t>
+      </w:r>
+      <w:r>
+        <w:rPr>
+          <w:rFonts w:ascii="Arial" w:hAnsi="Arial" w:eastAsia="Arial" w:cs="Arial"/>
+          <w:b w:val="0"/>
+          <w:i w:val="0"/>
+          <w:sz w:val="21"/>
+          <w:vertAlign w:val="subscript"/>
+        </w:rPr>
+        <w:t>base</w:t>
+      </w:r>
+      <w:r>
+        <w:rPr>
+          <w:rFonts w:ascii="Arial" w:hAnsi="Arial" w:eastAsia="Arial" w:cs="Arial"/>
+          <w:b w:val="0"/>
+          <w:i w:val="0"/>
+          <w:sz w:val="21"/>
+          <w:vertAlign w:val="superscript"/>
+        </w:rPr>
+        <w:t>2</w:t>
       </w:r>
     </w:p>
     <w:p>
@@ -14138,7 +15924,55 @@
           <w:i w:val="0"/>
           <w:sz w:val="21"/>
         </w:rPr>
-        <w:t>(B) Zbase = kVbase/MVAbase</w:t>
+        <w:t>(B) Z</w:t>
+      </w:r>
+      <w:r>
+        <w:rPr>
+          <w:rFonts w:ascii="Arial" w:hAnsi="Arial" w:eastAsia="Arial" w:cs="Arial"/>
+          <w:b w:val="0"/>
+          <w:i w:val="0"/>
+          <w:sz w:val="21"/>
+          <w:vertAlign w:val="subscript"/>
+        </w:rPr>
+        <w:t>base</w:t>
+      </w:r>
+      <w:r>
+        <w:rPr>
+          <w:rFonts w:ascii="Arial" w:hAnsi="Arial" w:eastAsia="Arial" w:cs="Arial"/>
+          <w:b w:val="0"/>
+          <w:i w:val="0"/>
+          <w:sz w:val="21"/>
+        </w:rPr>
+        <w:t xml:space="preserve"> = kV</w:t>
+      </w:r>
+      <w:r>
+        <w:rPr>
+          <w:rFonts w:ascii="Arial" w:hAnsi="Arial" w:eastAsia="Arial" w:cs="Arial"/>
+          <w:b w:val="0"/>
+          <w:i w:val="0"/>
+          <w:sz w:val="21"/>
+          <w:vertAlign w:val="subscript"/>
+        </w:rPr>
+        <w:t>base</w:t>
+      </w:r>
+      <w:r>
+        <w:rPr>
+          <w:rFonts w:ascii="Arial" w:hAnsi="Arial" w:eastAsia="Arial" w:cs="Arial"/>
+          <w:b w:val="0"/>
+          <w:i w:val="0"/>
+          <w:sz w:val="21"/>
+        </w:rPr>
+        <w:t>/MVA</w:t>
+      </w:r>
+      <w:r>
+        <w:rPr>
+          <w:rFonts w:ascii="Arial" w:hAnsi="Arial" w:eastAsia="Arial" w:cs="Arial"/>
+          <w:b w:val="0"/>
+          <w:i w:val="0"/>
+          <w:sz w:val="21"/>
+          <w:vertAlign w:val="subscript"/>
+        </w:rPr>
+        <w:t>base</w:t>
       </w:r>
     </w:p>
     <w:p>
@@ -14162,7 +15996,65 @@
           <w:i w:val="0"/>
           <w:sz w:val="21"/>
         </w:rPr>
-        <w:t>(C) Zbase = kVbase2/MVAbase</w:t>
+        <w:t>(C) Z</w:t>
+      </w:r>
+      <w:r>
+        <w:rPr>
+          <w:rFonts w:ascii="Arial" w:hAnsi="Arial" w:eastAsia="Arial" w:cs="Arial"/>
+          <w:b w:val="0"/>
+          <w:i w:val="0"/>
+          <w:sz w:val="21"/>
+          <w:vertAlign w:val="subscript"/>
+        </w:rPr>
+        <w:t>base</w:t>
+      </w:r>
+      <w:r>
+        <w:rPr>
+          <w:rFonts w:ascii="Arial" w:hAnsi="Arial" w:eastAsia="Arial" w:cs="Arial"/>
+          <w:b w:val="0"/>
+          <w:i w:val="0"/>
+          <w:sz w:val="21"/>
+        </w:rPr>
+        <w:t xml:space="preserve"> = kV</w:t>
+      </w:r>
+      <w:r>
+        <w:rPr>
+          <w:rFonts w:ascii="Arial" w:hAnsi="Arial" w:eastAsia="Arial" w:cs="Arial"/>
+          <w:b w:val="0"/>
+          <w:i w:val="0"/>
+          <w:sz w:val="21"/>
+          <w:vertAlign w:val="subscript"/>
+        </w:rPr>
+        <w:t>base</w:t>
+      </w:r>
+      <w:r>
+        <w:rPr>
+          <w:rFonts w:ascii="Arial" w:hAnsi="Arial" w:eastAsia="Arial" w:cs="Arial"/>
+          <w:b w:val="0"/>
+          <w:i w:val="0"/>
+          <w:sz w:val="21"/>
+          <w:vertAlign w:val="superscript"/>
+        </w:rPr>
+        <w:t>2</w:t>
+      </w:r>
+      <w:r>
+        <w:rPr>
+          <w:rFonts w:ascii="Arial" w:hAnsi="Arial" w:eastAsia="Arial" w:cs="Arial"/>
+          <w:b w:val="0"/>
+          <w:i w:val="0"/>
+          <w:sz w:val="21"/>
+        </w:rPr>
+        <w:t>/MVA</w:t>
+      </w:r>
+      <w:r>
+        <w:rPr>
+          <w:rFonts w:ascii="Arial" w:hAnsi="Arial" w:eastAsia="Arial" w:cs="Arial"/>
+          <w:b w:val="0"/>
+          <w:i w:val="0"/>
+          <w:sz w:val="21"/>
+          <w:vertAlign w:val="subscript"/>
+        </w:rPr>
+        <w:t>base</w:t>
       </w:r>
     </w:p>
     <w:p>
@@ -14186,7 +16078,55 @@
           <w:i w:val="0"/>
           <w:sz w:val="21"/>
         </w:rPr>
-        <w:t>(D) Zbase = √3 kVbase/MVAbase</w:t>
+        <w:t>(D) Z</w:t>
+      </w:r>
+      <w:r>
+        <w:rPr>
+          <w:rFonts w:ascii="Arial" w:hAnsi="Arial" w:eastAsia="Arial" w:cs="Arial"/>
+          <w:b w:val="0"/>
+          <w:i w:val="0"/>
+          <w:sz w:val="21"/>
+          <w:vertAlign w:val="subscript"/>
+        </w:rPr>
+        <w:t>base</w:t>
+      </w:r>
+      <w:r>
+        <w:rPr>
+          <w:rFonts w:ascii="Arial" w:hAnsi="Arial" w:eastAsia="Arial" w:cs="Arial"/>
+          <w:b w:val="0"/>
+          <w:i w:val="0"/>
+          <w:sz w:val="21"/>
+        </w:rPr>
+        <w:t xml:space="preserve"> = √3 kV</w:t>
+      </w:r>
+      <w:r>
+        <w:rPr>
+          <w:rFonts w:ascii="Arial" w:hAnsi="Arial" w:eastAsia="Arial" w:cs="Arial"/>
+          <w:b w:val="0"/>
+          <w:i w:val="0"/>
+          <w:sz w:val="21"/>
+          <w:vertAlign w:val="subscript"/>
+        </w:rPr>
+        <w:t>base</w:t>
+      </w:r>
+      <w:r>
+        <w:rPr>
+          <w:rFonts w:ascii="Arial" w:hAnsi="Arial" w:eastAsia="Arial" w:cs="Arial"/>
+          <w:b w:val="0"/>
+          <w:i w:val="0"/>
+          <w:sz w:val="21"/>
+        </w:rPr>
+        <w:t>/MVA</w:t>
+      </w:r>
+      <w:r>
+        <w:rPr>
+          <w:rFonts w:ascii="Arial" w:hAnsi="Arial" w:eastAsia="Arial" w:cs="Arial"/>
+          <w:b w:val="0"/>
+          <w:i w:val="0"/>
+          <w:sz w:val="21"/>
+          <w:vertAlign w:val="subscript"/>
+        </w:rPr>
+        <w:t>base</w:t>
       </w:r>
     </w:p>
     <w:p>
@@ -14234,7 +16174,131 @@
           <w:i w:val="0"/>
           <w:sz w:val="21"/>
         </w:rPr>
-        <w:t>(A) Xbaru = Xlama (Sbaru/Slama) (Vlama/Vbaru)2</w:t>
+        <w:t>(A) X</w:t>
+      </w:r>
+      <w:r>
+        <w:rPr>
+          <w:rFonts w:ascii="Arial" w:hAnsi="Arial" w:eastAsia="Arial" w:cs="Arial"/>
+          <w:b w:val="0"/>
+          <w:i w:val="0"/>
+          <w:sz w:val="21"/>
+          <w:vertAlign w:val="subscript"/>
+        </w:rPr>
+        <w:t>baru</w:t>
+      </w:r>
+      <w:r>
+        <w:rPr>
+          <w:rFonts w:ascii="Arial" w:hAnsi="Arial" w:eastAsia="Arial" w:cs="Arial"/>
+          <w:b w:val="0"/>
+          <w:i w:val="0"/>
+          <w:sz w:val="21"/>
+        </w:rPr>
+        <w:t xml:space="preserve"> = X</w:t>
+      </w:r>
+      <w:r>
+        <w:rPr>
+          <w:rFonts w:ascii="Arial" w:hAnsi="Arial" w:eastAsia="Arial" w:cs="Arial"/>
+          <w:b w:val="0"/>
+          <w:i w:val="0"/>
+          <w:sz w:val="21"/>
+          <w:vertAlign w:val="subscript"/>
+        </w:rPr>
+        <w:t>lama</w:t>
+      </w:r>
+      <w:r>
+        <w:rPr>
+          <w:rFonts w:ascii="Arial" w:hAnsi="Arial" w:eastAsia="Arial" w:cs="Arial"/>
+          <w:b w:val="0"/>
+          <w:i w:val="0"/>
+          <w:sz w:val="21"/>
+        </w:rPr>
+        <w:t xml:space="preserve"> (S</w:t>
+      </w:r>
+      <w:r>
+        <w:rPr>
+          <w:rFonts w:ascii="Arial" w:hAnsi="Arial" w:eastAsia="Arial" w:cs="Arial"/>
+          <w:b w:val="0"/>
+          <w:i w:val="0"/>
+          <w:sz w:val="21"/>
+          <w:vertAlign w:val="subscript"/>
+        </w:rPr>
+        <w:t>baru</w:t>
+      </w:r>
+      <w:r>
+        <w:rPr>
+          <w:rFonts w:ascii="Arial" w:hAnsi="Arial" w:eastAsia="Arial" w:cs="Arial"/>
+          <w:b w:val="0"/>
+          <w:i w:val="0"/>
+          <w:sz w:val="21"/>
+        </w:rPr>
+        <w:t>/S</w:t>
+      </w:r>
+      <w:r>
+        <w:rPr>
+          <w:rFonts w:ascii="Arial" w:hAnsi="Arial" w:eastAsia="Arial" w:cs="Arial"/>
+          <w:b w:val="0"/>
+          <w:i w:val="0"/>
+          <w:sz w:val="21"/>
+          <w:vertAlign w:val="subscript"/>
+        </w:rPr>
+        <w:t>lama</w:t>
+      </w:r>
+      <w:r>
+        <w:rPr>
+          <w:rFonts w:ascii="Arial" w:hAnsi="Arial" w:eastAsia="Arial" w:cs="Arial"/>
+          <w:b w:val="0"/>
+          <w:i w:val="0"/>
+          <w:sz w:val="21"/>
+        </w:rPr>
+        <w:t>) (V</w:t>
+      </w:r>
+      <w:r>
+        <w:rPr>
+          <w:rFonts w:ascii="Arial" w:hAnsi="Arial" w:eastAsia="Arial" w:cs="Arial"/>
+          <w:b w:val="0"/>
+          <w:i w:val="0"/>
+          <w:sz w:val="21"/>
+          <w:vertAlign w:val="subscript"/>
+        </w:rPr>
+        <w:t>lama</w:t>
+      </w:r>
+      <w:r>
+        <w:rPr>
+          <w:rFonts w:ascii="Arial" w:hAnsi="Arial" w:eastAsia="Arial" w:cs="Arial"/>
+          <w:b w:val="0"/>
+          <w:i w:val="0"/>
+          <w:sz w:val="21"/>
+        </w:rPr>
+        <w:t>/V</w:t>
+      </w:r>
+      <w:r>
+        <w:rPr>
+          <w:rFonts w:ascii="Arial" w:hAnsi="Arial" w:eastAsia="Arial" w:cs="Arial"/>
+          <w:b w:val="0"/>
+          <w:i w:val="0"/>
+          <w:sz w:val="21"/>
+          <w:vertAlign w:val="subscript"/>
+        </w:rPr>
+        <w:t>baru</w:t>
+      </w:r>
+      <w:r>
+        <w:rPr>
+          <w:rFonts w:ascii="Arial" w:hAnsi="Arial" w:eastAsia="Arial" w:cs="Arial"/>
+          <w:b w:val="0"/>
+          <w:i w:val="0"/>
+          <w:sz w:val="21"/>
+        </w:rPr>
+        <w:t>)</w:t>
+      </w:r>
+      <w:r>
+        <w:rPr>
+          <w:rFonts w:ascii="Arial" w:hAnsi="Arial" w:eastAsia="Arial" w:cs="Arial"/>
+          <w:b w:val="0"/>
+          <w:i w:val="0"/>
+          <w:sz w:val="21"/>
+          <w:vertAlign w:val="superscript"/>
+        </w:rPr>
+        <w:t>2</w:t>
       </w:r>
     </w:p>
     <w:p>
@@ -14258,7 +16322,131 @@
           <w:i w:val="0"/>
           <w:sz w:val="21"/>
         </w:rPr>
-        <w:t>(B) Xbaru = Xlama (Slama/Sbaru) (Vbaru/Vlama)2</w:t>
+        <w:t>(B) X</w:t>
+      </w:r>
+      <w:r>
+        <w:rPr>
+          <w:rFonts w:ascii="Arial" w:hAnsi="Arial" w:eastAsia="Arial" w:cs="Arial"/>
+          <w:b w:val="0"/>
+          <w:i w:val="0"/>
+          <w:sz w:val="21"/>
+          <w:vertAlign w:val="subscript"/>
+        </w:rPr>
+        <w:t>baru</w:t>
+      </w:r>
+      <w:r>
+        <w:rPr>
+          <w:rFonts w:ascii="Arial" w:hAnsi="Arial" w:eastAsia="Arial" w:cs="Arial"/>
+          <w:b w:val="0"/>
+          <w:i w:val="0"/>
+          <w:sz w:val="21"/>
+        </w:rPr>
+        <w:t xml:space="preserve"> = X</w:t>
+      </w:r>
+      <w:r>
+        <w:rPr>
+          <w:rFonts w:ascii="Arial" w:hAnsi="Arial" w:eastAsia="Arial" w:cs="Arial"/>
+          <w:b w:val="0"/>
+          <w:i w:val="0"/>
+          <w:sz w:val="21"/>
+          <w:vertAlign w:val="subscript"/>
+        </w:rPr>
+        <w:t>lama</w:t>
+      </w:r>
+      <w:r>
+        <w:rPr>
+          <w:rFonts w:ascii="Arial" w:hAnsi="Arial" w:eastAsia="Arial" w:cs="Arial"/>
+          <w:b w:val="0"/>
+          <w:i w:val="0"/>
+          <w:sz w:val="21"/>
+        </w:rPr>
+        <w:t xml:space="preserve"> (S</w:t>
+      </w:r>
+      <w:r>
+        <w:rPr>
+          <w:rFonts w:ascii="Arial" w:hAnsi="Arial" w:eastAsia="Arial" w:cs="Arial"/>
+          <w:b w:val="0"/>
+          <w:i w:val="0"/>
+          <w:sz w:val="21"/>
+          <w:vertAlign w:val="subscript"/>
+        </w:rPr>
+        <w:t>lama</w:t>
+      </w:r>
+      <w:r>
+        <w:rPr>
+          <w:rFonts w:ascii="Arial" w:hAnsi="Arial" w:eastAsia="Arial" w:cs="Arial"/>
+          <w:b w:val="0"/>
+          <w:i w:val="0"/>
+          <w:sz w:val="21"/>
+        </w:rPr>
+        <w:t>/S</w:t>
+      </w:r>
+      <w:r>
+        <w:rPr>
+          <w:rFonts w:ascii="Arial" w:hAnsi="Arial" w:eastAsia="Arial" w:cs="Arial"/>
+          <w:b w:val="0"/>
+          <w:i w:val="0"/>
+          <w:sz w:val="21"/>
+          <w:vertAlign w:val="subscript"/>
+        </w:rPr>
+        <w:t>baru</w:t>
+      </w:r>
+      <w:r>
+        <w:rPr>
+          <w:rFonts w:ascii="Arial" w:hAnsi="Arial" w:eastAsia="Arial" w:cs="Arial"/>
+          <w:b w:val="0"/>
+          <w:i w:val="0"/>
+          <w:sz w:val="21"/>
+        </w:rPr>
+        <w:t>) (V</w:t>
+      </w:r>
+      <w:r>
+        <w:rPr>
+          <w:rFonts w:ascii="Arial" w:hAnsi="Arial" w:eastAsia="Arial" w:cs="Arial"/>
+          <w:b w:val="0"/>
+          <w:i w:val="0"/>
+          <w:sz w:val="21"/>
+          <w:vertAlign w:val="subscript"/>
+        </w:rPr>
+        <w:t>baru</w:t>
+      </w:r>
+      <w:r>
+        <w:rPr>
+          <w:rFonts w:ascii="Arial" w:hAnsi="Arial" w:eastAsia="Arial" w:cs="Arial"/>
+          <w:b w:val="0"/>
+          <w:i w:val="0"/>
+          <w:sz w:val="21"/>
+        </w:rPr>
+        <w:t>/V</w:t>
+      </w:r>
+      <w:r>
+        <w:rPr>
+          <w:rFonts w:ascii="Arial" w:hAnsi="Arial" w:eastAsia="Arial" w:cs="Arial"/>
+          <w:b w:val="0"/>
+          <w:i w:val="0"/>
+          <w:sz w:val="21"/>
+          <w:vertAlign w:val="subscript"/>
+        </w:rPr>
+        <w:t>lama</w:t>
+      </w:r>
+      <w:r>
+        <w:rPr>
+          <w:rFonts w:ascii="Arial" w:hAnsi="Arial" w:eastAsia="Arial" w:cs="Arial"/>
+          <w:b w:val="0"/>
+          <w:i w:val="0"/>
+          <w:sz w:val="21"/>
+        </w:rPr>
+        <w:t>)</w:t>
+      </w:r>
+      <w:r>
+        <w:rPr>
+          <w:rFonts w:ascii="Arial" w:hAnsi="Arial" w:eastAsia="Arial" w:cs="Arial"/>
+          <w:b w:val="0"/>
+          <w:i w:val="0"/>
+          <w:sz w:val="21"/>
+          <w:vertAlign w:val="superscript"/>
+        </w:rPr>
+        <w:t>2</w:t>
       </w:r>
     </w:p>
     <w:p>
@@ -14282,7 +16470,83 @@
           <w:i w:val="0"/>
           <w:sz w:val="21"/>
         </w:rPr>
-        <w:t>(C) Xbaru = Xlama (Sbaru/Slama) selalu, berapa pun tegangannya</w:t>
+        <w:t>(C) X</w:t>
+      </w:r>
+      <w:r>
+        <w:rPr>
+          <w:rFonts w:ascii="Arial" w:hAnsi="Arial" w:eastAsia="Arial" w:cs="Arial"/>
+          <w:b w:val="0"/>
+          <w:i w:val="0"/>
+          <w:sz w:val="21"/>
+          <w:vertAlign w:val="subscript"/>
+        </w:rPr>
+        <w:t>baru</w:t>
+      </w:r>
+      <w:r>
+        <w:rPr>
+          <w:rFonts w:ascii="Arial" w:hAnsi="Arial" w:eastAsia="Arial" w:cs="Arial"/>
+          <w:b w:val="0"/>
+          <w:i w:val="0"/>
+          <w:sz w:val="21"/>
+        </w:rPr>
+        <w:t xml:space="preserve"> = X</w:t>
+      </w:r>
+      <w:r>
+        <w:rPr>
+          <w:rFonts w:ascii="Arial" w:hAnsi="Arial" w:eastAsia="Arial" w:cs="Arial"/>
+          <w:b w:val="0"/>
+          <w:i w:val="0"/>
+          <w:sz w:val="21"/>
+          <w:vertAlign w:val="subscript"/>
+        </w:rPr>
+        <w:t>lama</w:t>
+      </w:r>
+      <w:r>
+        <w:rPr>
+          <w:rFonts w:ascii="Arial" w:hAnsi="Arial" w:eastAsia="Arial" w:cs="Arial"/>
+          <w:b w:val="0"/>
+          <w:i w:val="0"/>
+          <w:sz w:val="21"/>
+        </w:rPr>
+        <w:t xml:space="preserve"> (S</w:t>
+      </w:r>
+      <w:r>
+        <w:rPr>
+          <w:rFonts w:ascii="Arial" w:hAnsi="Arial" w:eastAsia="Arial" w:cs="Arial"/>
+          <w:b w:val="0"/>
+          <w:i w:val="0"/>
+          <w:sz w:val="21"/>
+          <w:vertAlign w:val="subscript"/>
+        </w:rPr>
+        <w:t>baru</w:t>
+      </w:r>
+      <w:r>
+        <w:rPr>
+          <w:rFonts w:ascii="Arial" w:hAnsi="Arial" w:eastAsia="Arial" w:cs="Arial"/>
+          <w:b w:val="0"/>
+          <w:i w:val="0"/>
+          <w:sz w:val="21"/>
+        </w:rPr>
+        <w:t>/S</w:t>
+      </w:r>
+      <w:r>
+        <w:rPr>
+          <w:rFonts w:ascii="Arial" w:hAnsi="Arial" w:eastAsia="Arial" w:cs="Arial"/>
+          <w:b w:val="0"/>
+          <w:i w:val="0"/>
+          <w:sz w:val="21"/>
+          <w:vertAlign w:val="subscript"/>
+        </w:rPr>
+        <w:t>lama</w:t>
+      </w:r>
+      <w:r>
+        <w:rPr>
+          <w:rFonts w:ascii="Arial" w:hAnsi="Arial" w:eastAsia="Arial" w:cs="Arial"/>
+          <w:b w:val="0"/>
+          <w:i w:val="0"/>
+          <w:sz w:val="21"/>
+        </w:rPr>
+        <w:t>) selalu, berapa pun tegangannya</w:t>
       </w:r>
     </w:p>
     <w:p>
@@ -14306,7 +16570,83 @@
           <w:i w:val="0"/>
           <w:sz w:val="21"/>
         </w:rPr>
-        <w:t>(D) Xbaru = Xlama (Vbaru/Vlama)</w:t>
+        <w:t>(D) X</w:t>
+      </w:r>
+      <w:r>
+        <w:rPr>
+          <w:rFonts w:ascii="Arial" w:hAnsi="Arial" w:eastAsia="Arial" w:cs="Arial"/>
+          <w:b w:val="0"/>
+          <w:i w:val="0"/>
+          <w:sz w:val="21"/>
+          <w:vertAlign w:val="subscript"/>
+        </w:rPr>
+        <w:t>baru</w:t>
+      </w:r>
+      <w:r>
+        <w:rPr>
+          <w:rFonts w:ascii="Arial" w:hAnsi="Arial" w:eastAsia="Arial" w:cs="Arial"/>
+          <w:b w:val="0"/>
+          <w:i w:val="0"/>
+          <w:sz w:val="21"/>
+        </w:rPr>
+        <w:t xml:space="preserve"> = X</w:t>
+      </w:r>
+      <w:r>
+        <w:rPr>
+          <w:rFonts w:ascii="Arial" w:hAnsi="Arial" w:eastAsia="Arial" w:cs="Arial"/>
+          <w:b w:val="0"/>
+          <w:i w:val="0"/>
+          <w:sz w:val="21"/>
+          <w:vertAlign w:val="subscript"/>
+        </w:rPr>
+        <w:t>lama</w:t>
+      </w:r>
+      <w:r>
+        <w:rPr>
+          <w:rFonts w:ascii="Arial" w:hAnsi="Arial" w:eastAsia="Arial" w:cs="Arial"/>
+          <w:b w:val="0"/>
+          <w:i w:val="0"/>
+          <w:sz w:val="21"/>
+        </w:rPr>
+        <w:t xml:space="preserve"> (V</w:t>
+      </w:r>
+      <w:r>
+        <w:rPr>
+          <w:rFonts w:ascii="Arial" w:hAnsi="Arial" w:eastAsia="Arial" w:cs="Arial"/>
+          <w:b w:val="0"/>
+          <w:i w:val="0"/>
+          <w:sz w:val="21"/>
+          <w:vertAlign w:val="subscript"/>
+        </w:rPr>
+        <w:t>baru</w:t>
+      </w:r>
+      <w:r>
+        <w:rPr>
+          <w:rFonts w:ascii="Arial" w:hAnsi="Arial" w:eastAsia="Arial" w:cs="Arial"/>
+          <w:b w:val="0"/>
+          <w:i w:val="0"/>
+          <w:sz w:val="21"/>
+        </w:rPr>
+        <w:t>/V</w:t>
+      </w:r>
+      <w:r>
+        <w:rPr>
+          <w:rFonts w:ascii="Arial" w:hAnsi="Arial" w:eastAsia="Arial" w:cs="Arial"/>
+          <w:b w:val="0"/>
+          <w:i w:val="0"/>
+          <w:sz w:val="21"/>
+          <w:vertAlign w:val="subscript"/>
+        </w:rPr>
+        <w:t>lama</w:t>
+      </w:r>
+      <w:r>
+        <w:rPr>
+          <w:rFonts w:ascii="Arial" w:hAnsi="Arial" w:eastAsia="Arial" w:cs="Arial"/>
+          <w:b w:val="0"/>
+          <w:i w:val="0"/>
+          <w:sz w:val="21"/>
+        </w:rPr>
+        <w:t>)</w:t>
       </w:r>
     </w:p>
     <w:p>
@@ -14372,7 +16712,17 @@
           <w:i w:val="0"/>
           <w:sz w:val="21"/>
         </w:rPr>
-        <w:t>(A) Reaktansi sinkron Xs</w:t>
+        <w:t>(A) Reaktansi sinkron X</w:t>
+      </w:r>
+      <w:r>
+        <w:rPr>
+          <w:rFonts w:ascii="Arial" w:hAnsi="Arial" w:eastAsia="Arial" w:cs="Arial"/>
+          <w:b w:val="0"/>
+          <w:i w:val="0"/>
+          <w:sz w:val="21"/>
+          <w:vertAlign w:val="subscript"/>
+        </w:rPr>
+        <w:t>s</w:t>
       </w:r>
     </w:p>
     <w:p>
@@ -14516,7 +16866,17 @@
           <w:i w:val="0"/>
           <w:sz w:val="21"/>
         </w:rPr>
-        <w:t>(B) Sepuluh persen tegangan nominal pada primer sudah mengalirkan arus nominal saat sekunder dihubung singkat; arus hubung singkat terminal ≈ 10 × I_n</w:t>
+        <w:t>(B) Sepuluh persen tegangan nominal pada primer sudah mengalirkan arus nominal saat sekunder dihubung singkat; arus hubung singkat terminal ≈ 10 × I</w:t>
+      </w:r>
+      <w:r>
+        <w:rPr>
+          <w:rFonts w:ascii="Arial" w:hAnsi="Arial" w:eastAsia="Arial" w:cs="Arial"/>
+          <w:b w:val="0"/>
+          <w:i w:val="0"/>
+          <w:sz w:val="21"/>
+          <w:vertAlign w:val="subscript"/>
+        </w:rPr>
+        <w:t>n</w:t>
       </w:r>
     </w:p>
     <w:p>
@@ -14768,7 +17128,36 @@
           <w:i w:val="0"/>
           <w:sz w:val="21"/>
         </w:rPr>
-        <w:t>(A) ZΔ = 3ZY</w:t>
+        <w:t>(A) Z</w:t>
+      </w:r>
+      <w:r>
+        <w:rPr>
+          <w:rFonts w:ascii="Arial" w:hAnsi="Arial" w:eastAsia="Arial" w:cs="Arial"/>
+          <w:b w:val="0"/>
+          <w:i w:val="0"/>
+          <w:sz w:val="21"/>
+          <w:vertAlign w:val="subscript"/>
+        </w:rPr>
+        <w:t>Δ</w:t>
+      </w:r>
+      <w:r>
+        <w:rPr>
+          <w:rFonts w:ascii="Arial" w:hAnsi="Arial" w:eastAsia="Arial" w:cs="Arial"/>
+          <w:b w:val="0"/>
+          <w:i w:val="0"/>
+          <w:sz w:val="21"/>
+        </w:rPr>
+        <w:t xml:space="preserve"> = 3Z</w:t>
+      </w:r>
+      <w:r>
+        <w:rPr>
+          <w:rFonts w:ascii="Arial" w:hAnsi="Arial" w:eastAsia="Arial" w:cs="Arial"/>
+          <w:b w:val="0"/>
+          <w:i w:val="0"/>
+          <w:sz w:val="21"/>
+          <w:vertAlign w:val="subscript"/>
+        </w:rPr>
+        <w:t>Y</w:t>
       </w:r>
     </w:p>
     <w:p>
@@ -14792,7 +17181,45 @@
           <w:i w:val="0"/>
           <w:sz w:val="21"/>
         </w:rPr>
-        <w:t>(B) ZΔ = ZY/3</w:t>
+        <w:t>(B) Z</w:t>
+      </w:r>
+      <w:r>
+        <w:rPr>
+          <w:rFonts w:ascii="Arial" w:hAnsi="Arial" w:eastAsia="Arial" w:cs="Arial"/>
+          <w:b w:val="0"/>
+          <w:i w:val="0"/>
+          <w:sz w:val="21"/>
+          <w:vertAlign w:val="subscript"/>
+        </w:rPr>
+        <w:t>Δ</w:t>
+      </w:r>
+      <w:r>
+        <w:rPr>
+          <w:rFonts w:ascii="Arial" w:hAnsi="Arial" w:eastAsia="Arial" w:cs="Arial"/>
+          <w:b w:val="0"/>
+          <w:i w:val="0"/>
+          <w:sz w:val="21"/>
+        </w:rPr>
+        <w:t xml:space="preserve"> = Z</w:t>
+      </w:r>
+      <w:r>
+        <w:rPr>
+          <w:rFonts w:ascii="Arial" w:hAnsi="Arial" w:eastAsia="Arial" w:cs="Arial"/>
+          <w:b w:val="0"/>
+          <w:i w:val="0"/>
+          <w:sz w:val="21"/>
+          <w:vertAlign w:val="subscript"/>
+        </w:rPr>
+        <w:t>Y</w:t>
+      </w:r>
+      <w:r>
+        <w:rPr>
+          <w:rFonts w:ascii="Arial" w:hAnsi="Arial" w:eastAsia="Arial" w:cs="Arial"/>
+          <w:b w:val="0"/>
+          <w:i w:val="0"/>
+          <w:sz w:val="21"/>
+        </w:rPr>
+        <w:t>/3</w:t>
       </w:r>
     </w:p>
     <w:p>
@@ -14816,7 +17243,36 @@
           <w:i w:val="0"/>
           <w:sz w:val="21"/>
         </w:rPr>
-        <w:t>(C) ZΔ = √3 ZY</w:t>
+        <w:t>(C) Z</w:t>
+      </w:r>
+      <w:r>
+        <w:rPr>
+          <w:rFonts w:ascii="Arial" w:hAnsi="Arial" w:eastAsia="Arial" w:cs="Arial"/>
+          <w:b w:val="0"/>
+          <w:i w:val="0"/>
+          <w:sz w:val="21"/>
+          <w:vertAlign w:val="subscript"/>
+        </w:rPr>
+        <w:t>Δ</w:t>
+      </w:r>
+      <w:r>
+        <w:rPr>
+          <w:rFonts w:ascii="Arial" w:hAnsi="Arial" w:eastAsia="Arial" w:cs="Arial"/>
+          <w:b w:val="0"/>
+          <w:i w:val="0"/>
+          <w:sz w:val="21"/>
+        </w:rPr>
+        <w:t xml:space="preserve"> = √3 Z</w:t>
+      </w:r>
+      <w:r>
+        <w:rPr>
+          <w:rFonts w:ascii="Arial" w:hAnsi="Arial" w:eastAsia="Arial" w:cs="Arial"/>
+          <w:b w:val="0"/>
+          <w:i w:val="0"/>
+          <w:sz w:val="21"/>
+          <w:vertAlign w:val="subscript"/>
+        </w:rPr>
+        <w:t>Y</w:t>
       </w:r>
     </w:p>
     <w:p>
@@ -14840,7 +17296,36 @@
           <w:i w:val="0"/>
           <w:sz w:val="21"/>
         </w:rPr>
-        <w:t>(D) ZΔ = ZY</w:t>
+        <w:t>(D) Z</w:t>
+      </w:r>
+      <w:r>
+        <w:rPr>
+          <w:rFonts w:ascii="Arial" w:hAnsi="Arial" w:eastAsia="Arial" w:cs="Arial"/>
+          <w:b w:val="0"/>
+          <w:i w:val="0"/>
+          <w:sz w:val="21"/>
+          <w:vertAlign w:val="subscript"/>
+        </w:rPr>
+        <w:t>Δ</w:t>
+      </w:r>
+      <w:r>
+        <w:rPr>
+          <w:rFonts w:ascii="Arial" w:hAnsi="Arial" w:eastAsia="Arial" w:cs="Arial"/>
+          <w:b w:val="0"/>
+          <w:i w:val="0"/>
+          <w:sz w:val="21"/>
+        </w:rPr>
+        <w:t xml:space="preserve"> = Z</w:t>
+      </w:r>
+      <w:r>
+        <w:rPr>
+          <w:rFonts w:ascii="Arial" w:hAnsi="Arial" w:eastAsia="Arial" w:cs="Arial"/>
+          <w:b w:val="0"/>
+          <w:i w:val="0"/>
+          <w:sz w:val="21"/>
+          <w:vertAlign w:val="subscript"/>
+        </w:rPr>
+        <w:t>Y</w:t>
       </w:r>
     </w:p>
     <w:p>
@@ -14960,7 +17445,26 @@
           <w:i w:val="0"/>
           <w:sz w:val="21"/>
         </w:rPr>
-        <w:t>(D) Tegangan basis di kedua sisi dipilih berbanding rasio belitan sehingga faktor a2 lenyap</w:t>
+        <w:t>(D) Tegangan basis di kedua sisi dipilih berbanding rasio belitan sehingga faktor a</w:t>
+      </w:r>
+      <w:r>
+        <w:rPr>
+          <w:rFonts w:ascii="Arial" w:hAnsi="Arial" w:eastAsia="Arial" w:cs="Arial"/>
+          <w:b w:val="0"/>
+          <w:i w:val="0"/>
+          <w:sz w:val="21"/>
+          <w:vertAlign w:val="superscript"/>
+        </w:rPr>
+        <w:t>2</w:t>
+      </w:r>
+      <w:r>
+        <w:rPr>
+          <w:rFonts w:ascii="Arial" w:hAnsi="Arial" w:eastAsia="Arial" w:cs="Arial"/>
+          <w:b w:val="0"/>
+          <w:i w:val="0"/>
+          <w:sz w:val="21"/>
+        </w:rPr>
+        <w:t xml:space="preserve"> lenyap</w:t>
       </w:r>
     </w:p>
     <w:p>
@@ -15267,7 +17771,26 @@
           <w:i w:val="0"/>
           <w:sz w:val="21"/>
         </w:rPr>
-        <w:t>Impedansi basis Z_base = kV²/MVA</w:t>
+        <w:t>Impedansi basis Z</w:t>
+      </w:r>
+      <w:r>
+        <w:rPr>
+          <w:rFonts w:ascii="Arial" w:hAnsi="Arial" w:eastAsia="Arial" w:cs="Arial"/>
+          <w:b w:val="0"/>
+          <w:i w:val="0"/>
+          <w:sz w:val="21"/>
+          <w:vertAlign w:val="subscript"/>
+        </w:rPr>
+        <w:t>base</w:t>
+      </w:r>
+      <w:r>
+        <w:rPr>
+          <w:rFonts w:ascii="Arial" w:hAnsi="Arial" w:eastAsia="Arial" w:cs="Arial"/>
+          <w:b w:val="0"/>
+          <w:i w:val="0"/>
+          <w:sz w:val="21"/>
+        </w:rPr>
+        <w:t xml:space="preserve"> = kV²/MVA</w:t>
       </w:r>
     </w:p>
     <w:p>
@@ -15300,7 +17823,26 @@
           <w:i w:val="0"/>
           <w:sz w:val="21"/>
         </w:rPr>
-        <w:t>Arus basis I_base = S/(√3·V)</w:t>
+        <w:t>Arus basis I</w:t>
+      </w:r>
+      <w:r>
+        <w:rPr>
+          <w:rFonts w:ascii="Arial" w:hAnsi="Arial" w:eastAsia="Arial" w:cs="Arial"/>
+          <w:b w:val="0"/>
+          <w:i w:val="0"/>
+          <w:sz w:val="21"/>
+          <w:vertAlign w:val="subscript"/>
+        </w:rPr>
+        <w:t>base</w:t>
+      </w:r>
+      <w:r>
+        <w:rPr>
+          <w:rFonts w:ascii="Arial" w:hAnsi="Arial" w:eastAsia="Arial" w:cs="Arial"/>
+          <w:b w:val="0"/>
+          <w:i w:val="0"/>
+          <w:sz w:val="21"/>
+        </w:rPr>
+        <w:t xml:space="preserve"> = S/(√3·V)</w:t>
       </w:r>
     </w:p>
     <w:p>
@@ -15465,7 +18007,26 @@
           <w:i w:val="0"/>
           <w:sz w:val="21"/>
         </w:rPr>
-        <w:t>Transformasi Y → Δ (Z_ab)</w:t>
+        <w:t>Transformasi Y → Δ (Z</w:t>
+      </w:r>
+      <w:r>
+        <w:rPr>
+          <w:rFonts w:ascii="Arial" w:hAnsi="Arial" w:eastAsia="Arial" w:cs="Arial"/>
+          <w:b w:val="0"/>
+          <w:i w:val="0"/>
+          <w:sz w:val="21"/>
+          <w:vertAlign w:val="subscript"/>
+        </w:rPr>
+        <w:t>ab</w:t>
+      </w:r>
+      <w:r>
+        <w:rPr>
+          <w:rFonts w:ascii="Arial" w:hAnsi="Arial" w:eastAsia="Arial" w:cs="Arial"/>
+          <w:b w:val="0"/>
+          <w:i w:val="0"/>
+          <w:sz w:val="21"/>
+        </w:rPr>
+        <w:t>)</w:t>
       </w:r>
     </w:p>
     <w:p>
@@ -15498,7 +18059,26 @@
           <w:i w:val="0"/>
           <w:sz w:val="21"/>
         </w:rPr>
-        <w:t>Transformasi Δ → Y (Z_a)</w:t>
+        <w:t>Transformasi Δ → Y (Z</w:t>
+      </w:r>
+      <w:r>
+        <w:rPr>
+          <w:rFonts w:ascii="Arial" w:hAnsi="Arial" w:eastAsia="Arial" w:cs="Arial"/>
+          <w:b w:val="0"/>
+          <w:i w:val="0"/>
+          <w:sz w:val="21"/>
+          <w:vertAlign w:val="subscript"/>
+        </w:rPr>
+        <w:t>a</w:t>
+      </w:r>
+      <w:r>
+        <w:rPr>
+          <w:rFonts w:ascii="Arial" w:hAnsi="Arial" w:eastAsia="Arial" w:cs="Arial"/>
+          <w:b w:val="0"/>
+          <w:i w:val="0"/>
+          <w:sz w:val="21"/>
+        </w:rPr>
+        <w:t>)</w:t>
       </w:r>
     </w:p>
     <w:p>
@@ -15531,7 +18111,26 @@
           <w:i w:val="0"/>
           <w:sz w:val="21"/>
         </w:rPr>
-        <w:t>MVA hubung singkat S_base/X</w:t>
+        <w:t>MVA hubung singkat S</w:t>
+      </w:r>
+      <w:r>
+        <w:rPr>
+          <w:rFonts w:ascii="Arial" w:hAnsi="Arial" w:eastAsia="Arial" w:cs="Arial"/>
+          <w:b w:val="0"/>
+          <w:i w:val="0"/>
+          <w:sz w:val="21"/>
+          <w:vertAlign w:val="subscript"/>
+        </w:rPr>
+        <w:t>base</w:t>
+      </w:r>
+      <w:r>
+        <w:rPr>
+          <w:rFonts w:ascii="Arial" w:hAnsi="Arial" w:eastAsia="Arial" w:cs="Arial"/>
+          <w:b w:val="0"/>
+          <w:i w:val="0"/>
+          <w:sz w:val="21"/>
+        </w:rPr>
+        <w:t>/X</w:t>
       </w:r>
     </w:p>
     <w:p>
@@ -15564,7 +18163,17 @@
           <w:i w:val="0"/>
           <w:sz w:val="21"/>
         </w:rPr>
-        <w:t>Arus hubung singkat dari MVA_sc</w:t>
+        <w:t>Arus hubung singkat dari MVA</w:t>
+      </w:r>
+      <w:r>
+        <w:rPr>
+          <w:rFonts w:ascii="Arial" w:hAnsi="Arial" w:eastAsia="Arial" w:cs="Arial"/>
+          <w:b w:val="0"/>
+          <w:i w:val="0"/>
+          <w:sz w:val="21"/>
+          <w:vertAlign w:val="subscript"/>
+        </w:rPr>
+        <w:t>sc</w:t>
       </w:r>
     </w:p>
     <w:p>
@@ -15646,7 +18255,17 @@
           <w:i w:val="0"/>
           <w:sz w:val="21"/>
         </w:rPr>
-        <w:t>Dua generator paralel + trafo → MVA_sc</w:t>
+        <w:t>Dua generator paralel + trafo → MVA</w:t>
+      </w:r>
+      <w:r>
+        <w:rPr>
+          <w:rFonts w:ascii="Arial" w:hAnsi="Arial" w:eastAsia="Arial" w:cs="Arial"/>
+          <w:b w:val="0"/>
+          <w:i w:val="0"/>
+          <w:sz w:val="21"/>
+          <w:vertAlign w:val="subscript"/>
+        </w:rPr>
+        <w:t>sc</w:t>
       </w:r>
     </w:p>
     <w:p>
@@ -15712,7 +18331,26 @@
           <w:i w:val="0"/>
           <w:sz w:val="21"/>
         </w:rPr>
-        <w:t>MVA_sc rel 20 kV di hilir trafo</w:t>
+        <w:t>MVA</w:t>
+      </w:r>
+      <w:r>
+        <w:rPr>
+          <w:rFonts w:ascii="Arial" w:hAnsi="Arial" w:eastAsia="Arial" w:cs="Arial"/>
+          <w:b w:val="0"/>
+          <w:i w:val="0"/>
+          <w:sz w:val="21"/>
+          <w:vertAlign w:val="subscript"/>
+        </w:rPr>
+        <w:t>sc</w:t>
+      </w:r>
+      <w:r>
+        <w:rPr>
+          <w:rFonts w:ascii="Arial" w:hAnsi="Arial" w:eastAsia="Arial" w:cs="Arial"/>
+          <w:b w:val="0"/>
+          <w:i w:val="0"/>
+          <w:sz w:val="21"/>
+        </w:rPr>
+        <w:t xml:space="preserve"> rel 20 kV di hilir trafo</w:t>
       </w:r>
     </w:p>
     <w:p>

--- a/Teknik-Tenaga-Listrik/Modul-Word/Modul-7-Reaktansi-dan-Impedansi-di-Sistem-Tenaga-Listrik.docx
+++ b/Teknik-Tenaga-Listrik/Modul-Word/Modul-7-Reaktansi-dan-Impedansi-di-Sistem-Tenaga-Listrik.docx
@@ -15281,7 +15281,7 @@
           <w:i w:val="0"/>
           <w:sz w:val="17"/>
         </w:rPr>
-        <w:t>S_sc1, S_T, Z_T = 2.000.0, 60.0, 0.10</w:t>
+        <w:t>S_sc1, S_T, Z_T = 2000.0, 60.0, 0.10</w:t>
       </w:r>
       <w:r>
         <w:br/>
